--- a/final script.docx
+++ b/final script.docx
@@ -12,12 +12,12 @@
           <wp:inline distB="114300" distT="114300" distL="114300" distR="114300">
             <wp:extent cx="5943600" cy="3276600"/>
             <wp:effectExtent b="0" l="0" r="0" t="0"/>
-            <wp:docPr id="1" name="image5.png"/>
+            <wp:docPr id="1" name="image1.png"/>
             <a:graphic>
               <a:graphicData uri="http://schemas.openxmlformats.org/drawingml/2006/picture">
                 <pic:pic>
                   <pic:nvPicPr>
-                    <pic:cNvPr id="0" name="image5.png"/>
+                    <pic:cNvPr id="0" name="image1.png"/>
                     <pic:cNvPicPr preferRelativeResize="0"/>
                   </pic:nvPicPr>
                   <pic:blipFill>
@@ -103,12 +103,12 @@
           <wp:inline distB="114300" distT="114300" distL="114300" distR="114300">
             <wp:extent cx="5943600" cy="3403600"/>
             <wp:effectExtent b="0" l="0" r="0" t="0"/>
-            <wp:docPr id="8" name="image7.png"/>
+            <wp:docPr id="10" name="image8.png"/>
             <a:graphic>
               <a:graphicData uri="http://schemas.openxmlformats.org/drawingml/2006/picture">
                 <pic:pic>
                   <pic:nvPicPr>
-                    <pic:cNvPr id="0" name="image7.png"/>
+                    <pic:cNvPr id="0" name="image8.png"/>
                     <pic:cNvPicPr preferRelativeResize="0"/>
                   </pic:nvPicPr>
                   <pic:blipFill>
@@ -270,12 +270,12 @@
           <wp:inline distB="114300" distT="114300" distL="114300" distR="114300">
             <wp:extent cx="5943600" cy="3390900"/>
             <wp:effectExtent b="0" l="0" r="0" t="0"/>
-            <wp:docPr id="4" name="image4.png"/>
+            <wp:docPr id="3" name="image3.png"/>
             <a:graphic>
               <a:graphicData uri="http://schemas.openxmlformats.org/drawingml/2006/picture">
                 <pic:pic>
                   <pic:nvPicPr>
-                    <pic:cNvPr id="0" name="image4.png"/>
+                    <pic:cNvPr id="0" name="image3.png"/>
                     <pic:cNvPicPr preferRelativeResize="0"/>
                   </pic:nvPicPr>
                   <pic:blipFill>
@@ -329,7 +329,7 @@
           <w:szCs w:val="24"/>
           <w:rtl w:val="0"/>
         </w:rPr>
-        <w:t xml:space="preserve">“Before networking , both devices need to agree on some basic things.</w:t>
+        <w:t xml:space="preserve">“Before networking ,  devices need to agree on some basic things.</w:t>
       </w:r>
     </w:p>
     <w:p>
@@ -377,7 +377,7 @@
           <w:szCs w:val="23"/>
           <w:rtl w:val="0"/>
         </w:rPr>
-        <w:t xml:space="preserve">1. WHO?</w:t>
+        <w:t xml:space="preserve">1. WHO? Identify with whom i have to communicate</w:t>
       </w:r>
     </w:p>
     <w:p>
@@ -432,7 +432,7 @@
           <w:szCs w:val="23"/>
           <w:rtl w:val="0"/>
         </w:rPr>
-        <w:t xml:space="preserve">2. WHERE?</w:t>
+        <w:t xml:space="preserve">2. WHERE? Where is that device located</w:t>
       </w:r>
     </w:p>
     <w:p>
@@ -561,7 +561,7 @@
           <w:szCs w:val="23"/>
           <w:rtl w:val="0"/>
         </w:rPr>
-        <w:t xml:space="preserve">3. WHICH SERVICE?</w:t>
+        <w:t xml:space="preserve">3. WHICH SERVICE? Or we can say that port</w:t>
       </w:r>
     </w:p>
     <w:p>
@@ -638,7 +638,7 @@
           <w:szCs w:val="23"/>
           <w:rtl w:val="0"/>
         </w:rPr>
-        <w:t xml:space="preserve">4. HOW?</w:t>
+        <w:t xml:space="preserve">4. HOW? Now at last </w:t>
       </w:r>
     </w:p>
     <w:p>
@@ -717,12 +717,12 @@
           <wp:inline distB="114300" distT="114300" distL="114300" distR="114300">
             <wp:extent cx="5943600" cy="3390900"/>
             <wp:effectExtent b="0" l="0" r="0" t="0"/>
-            <wp:docPr id="7" name="image6.png"/>
+            <wp:docPr id="7" name="image2.png"/>
             <a:graphic>
               <a:graphicData uri="http://schemas.openxmlformats.org/drawingml/2006/picture">
                 <pic:pic>
                   <pic:nvPicPr>
-                    <pic:cNvPr id="0" name="image6.png"/>
+                    <pic:cNvPr id="0" name="image2.png"/>
                     <pic:cNvPicPr preferRelativeResize="0"/>
                   </pic:nvPicPr>
                   <pic:blipFill>
@@ -1182,12 +1182,12 @@
           <wp:inline distB="114300" distT="114300" distL="114300" distR="114300">
             <wp:extent cx="5943600" cy="3416300"/>
             <wp:effectExtent b="0" l="0" r="0" t="0"/>
-            <wp:docPr id="5" name="image3.png"/>
+            <wp:docPr id="9" name="image10.png"/>
             <a:graphic>
               <a:graphicData uri="http://schemas.openxmlformats.org/drawingml/2006/picture">
                 <pic:pic>
                   <pic:nvPicPr>
-                    <pic:cNvPr id="0" name="image3.png"/>
+                    <pic:cNvPr id="0" name="image10.png"/>
                     <pic:cNvPicPr preferRelativeResize="0"/>
                   </pic:nvPicPr>
                   <pic:blipFill>
@@ -1708,12 +1708,12 @@
           <wp:inline distB="114300" distT="114300" distL="114300" distR="114300">
             <wp:extent cx="5943600" cy="3390900"/>
             <wp:effectExtent b="0" l="0" r="0" t="0"/>
-            <wp:docPr id="6" name="image8.png"/>
+            <wp:docPr id="4" name="image4.png"/>
             <a:graphic>
               <a:graphicData uri="http://schemas.openxmlformats.org/drawingml/2006/picture">
                 <pic:pic>
                   <pic:nvPicPr>
-                    <pic:cNvPr id="0" name="image8.png"/>
+                    <pic:cNvPr id="0" name="image4.png"/>
                     <pic:cNvPicPr preferRelativeResize="0"/>
                   </pic:nvPicPr>
                   <pic:blipFill>
@@ -2405,12 +2405,12 @@
           <wp:inline distB="114300" distT="114300" distL="114300" distR="114300">
             <wp:extent cx="5943600" cy="3441700"/>
             <wp:effectExtent b="0" l="0" r="0" t="0"/>
-            <wp:docPr id="2" name="image2.png"/>
+            <wp:docPr id="2" name="image6.png"/>
             <a:graphic>
               <a:graphicData uri="http://schemas.openxmlformats.org/drawingml/2006/picture">
                 <pic:pic>
                   <pic:nvPicPr>
-                    <pic:cNvPr id="0" name="image2.png"/>
+                    <pic:cNvPr id="0" name="image6.png"/>
                     <pic:cNvPicPr preferRelativeResize="0"/>
                   </pic:nvPicPr>
                   <pic:blipFill>
@@ -2452,120 +2452,743 @@
     </w:p>
     <w:p>
       <w:pPr>
-        <w:spacing w:after="160" w:before="240" w:line="240" w:lineRule="auto"/>
-        <w:rPr/>
-      </w:pPr>
-      <w:r>
-        <w:rPr>
-          <w:rtl w:val="0"/>
-        </w:rPr>
-        <w:t xml:space="preserve">“Now let's come back to our 78°C.</w:t>
-      </w:r>
-    </w:p>
-    <w:p>
-      <w:pPr>
-        <w:spacing w:after="160" w:before="240" w:line="240" w:lineRule="auto"/>
-        <w:rPr/>
-      </w:pPr>
-      <w:r>
-        <w:rPr>
-          <w:rtl w:val="0"/>
-        </w:rPr>
-        <w:t xml:space="preserve">One important thing to understand is that 78°C doesn't travel through the network as just a number with no context.”</w:t>
-      </w:r>
-    </w:p>
-    <w:p>
-      <w:pPr>
-        <w:spacing w:after="160" w:before="240" w:line="240" w:lineRule="auto"/>
-        <w:rPr>
-          <w:b w:val="1"/>
-          <w:bCs w:val="1"/>
-        </w:rPr>
-      </w:pPr>
-      <w:r>
-        <w:rPr>
-          <w:b w:val="1"/>
-          <w:bCs w:val="1"/>
-          <w:rtl w:val="0"/>
-        </w:rPr>
-        <w:t xml:space="preserve">Practical example</w:t>
-      </w:r>
-    </w:p>
-    <w:p>
-      <w:pPr>
-        <w:spacing w:after="160" w:before="240" w:line="240" w:lineRule="auto"/>
-        <w:rPr/>
-      </w:pPr>
-      <w:r>
-        <w:rPr>
-          <w:rtl w:val="0"/>
-        </w:rPr>
-        <w:t xml:space="preserve">“Imagine the PLC gives SCADA a raw value of 780.</w:t>
-      </w:r>
-    </w:p>
-    <w:p>
-      <w:pPr>
-        <w:spacing w:after="160" w:before="240" w:line="240" w:lineRule="auto"/>
-        <w:rPr/>
-      </w:pPr>
-      <w:r>
-        <w:rPr>
-          <w:rtl w:val="0"/>
-        </w:rPr>
-        <w:t xml:space="preserve">What does 780 mean?”</w:t>
-      </w:r>
-    </w:p>
-    <w:p>
-      <w:pPr>
-        <w:spacing w:after="160" w:before="240" w:line="240" w:lineRule="auto"/>
-        <w:rPr/>
-      </w:pPr>
-      <w:r>
-        <w:rPr>
-          <w:rtl w:val="0"/>
-        </w:rPr>
-        <w:t xml:space="preserve">“Is it 780°C?”</w:t>
-      </w:r>
-    </w:p>
-    <w:p>
-      <w:pPr>
-        <w:spacing w:after="160" w:before="240" w:line="240" w:lineRule="auto"/>
-        <w:rPr/>
-      </w:pPr>
-      <w:r>
-        <w:rPr>
-          <w:rtl w:val="0"/>
-        </w:rPr>
-        <w:t xml:space="preserve">“Is it 78.0°C?”</w:t>
-      </w:r>
-    </w:p>
-    <w:p>
-      <w:pPr>
-        <w:spacing w:after="160" w:before="240" w:line="240" w:lineRule="auto"/>
-        <w:rPr/>
-      </w:pPr>
-      <w:r>
-        <w:rPr>
-          <w:rtl w:val="0"/>
-        </w:rPr>
-        <w:t xml:space="preserve">“Is it some raw ADC value?”</w:t>
-      </w:r>
-    </w:p>
-    <w:p>
-      <w:pPr>
-        <w:spacing w:after="160" w:before="240" w:line="240" w:lineRule="auto"/>
-        <w:rPr/>
-      </w:pPr>
-      <w:r>
-        <w:rPr>
-          <w:rtl w:val="0"/>
-        </w:rPr>
-        <w:t xml:space="preserve">“We don't know without the engineering information.”</w:t>
-      </w:r>
-    </w:p>
-    <w:p>
-      <w:pPr>
-        <w:spacing w:after="160" w:before="240" w:line="240" w:lineRule="auto"/>
+        <w:spacing w:after="240" w:before="240" w:line="240" w:lineRule="auto"/>
+        <w:ind w:left="600" w:right="600" w:firstLine="0"/>
+        <w:rPr/>
+      </w:pPr>
+      <w:r>
+        <w:rPr>
+          <w:rtl w:val="0"/>
+        </w:rPr>
+        <w:t xml:space="preserve">“Now let's take our same example — </w:t>
+      </w:r>
+      <w:r>
+        <w:rPr>
+          <w:b w:val="1"/>
+          <w:bCs w:val="1"/>
+          <w:rtl w:val="0"/>
+        </w:rPr>
+        <w:t xml:space="preserve">bearing temperature = 78°C</w:t>
+      </w:r>
+      <w:r>
+        <w:rPr>
+          <w:rtl w:val="0"/>
+        </w:rPr>
+        <w:t xml:space="preserve">.</w:t>
+      </w:r>
+    </w:p>
+    <w:p>
+      <w:pPr>
+        <w:spacing w:after="240" w:before="240" w:line="240" w:lineRule="auto"/>
+        <w:ind w:left="600" w:right="600" w:firstLine="0"/>
+        <w:rPr/>
+      </w:pPr>
+      <w:r>
+        <w:rPr>
+          <w:rtl w:val="0"/>
+        </w:rPr>
+        <w:t xml:space="preserve">I want you to imagine that this 78°C value is a package that has to travel from our PLC to the SCADA server.</w:t>
+      </w:r>
+    </w:p>
+    <w:p>
+      <w:pPr>
+        <w:spacing w:after="240" w:before="240" w:line="240" w:lineRule="auto"/>
+        <w:ind w:left="600" w:right="600" w:firstLine="0"/>
+        <w:rPr>
+          <w:b w:val="1"/>
+          <w:bCs w:val="1"/>
+        </w:rPr>
+      </w:pPr>
+      <w:r>
+        <w:rPr>
+          <w:b w:val="1"/>
+          <w:bCs w:val="1"/>
+          <w:rtl w:val="0"/>
+        </w:rPr>
+        <w:t xml:space="preserve">The 78°C doesn't travel alone.</w:t>
+      </w:r>
+    </w:p>
+    <w:p>
+      <w:pPr>
+        <w:spacing w:after="240" w:before="240" w:line="240" w:lineRule="auto"/>
+        <w:ind w:left="600" w:right="600" w:firstLine="0"/>
+        <w:rPr/>
+      </w:pPr>
+      <w:r>
+        <w:rPr>
+          <w:rtl w:val="0"/>
+        </w:rPr>
+        <w:t xml:space="preserve">As the data moves down through the networking layers, different information is added to it so that the network knows </w:t>
+      </w:r>
+      <w:r>
+        <w:rPr>
+          <w:b w:val="1"/>
+          <w:bCs w:val="1"/>
+          <w:rtl w:val="0"/>
+        </w:rPr>
+        <w:t xml:space="preserve">where it came from, where it needs to go, and how it should be delivered.</w:t>
+      </w:r>
+      <w:r>
+        <w:rPr>
+          <w:rtl w:val="0"/>
+        </w:rPr>
+        <w:t xml:space="preserve">”</w:t>
+      </w:r>
+    </w:p>
+    <w:p>
+      <w:pPr>
+        <w:spacing w:after="160" w:before="240" w:line="240" w:lineRule="auto"/>
+        <w:rPr/>
+      </w:pPr>
+      <w:r>
+        <w:pict>
+          <v:rect style="width:0.0pt;height:1.5pt" o:hr="t" o:hrstd="t" o:hralign="center" fillcolor="#A0A0A0" stroked="f"/>
+        </w:pict>
+      </w:r>
+      <w:r>
+        <w:rPr>
+          <w:rtl w:val="0"/>
+        </w:rPr>
+      </w:r>
+    </w:p>
+    <w:p>
+      <w:pPr>
+        <w:pStyle w:val="Heading3"/>
+        <w:keepNext w:val="0"/>
+        <w:keepLines w:val="0"/>
+        <w:spacing w:before="280" w:line="240" w:lineRule="auto"/>
+        <w:rPr>
+          <w:b w:val="1"/>
+          <w:bCs w:val="1"/>
+          <w:color w:val="000000"/>
+          <w:sz w:val="26"/>
+          <w:szCs w:val="26"/>
+        </w:rPr>
+      </w:pPr>
+      <w:bookmarkStart w:colFirst="0" w:colLast="0" w:name="_tanj5kaioxul" w:id="0"/>
+      <w:bookmarkEnd w:id="0"/>
+      <w:r>
+        <w:rPr>
+          <w:b w:val="1"/>
+          <w:bCs w:val="1"/>
+          <w:color w:val="000000"/>
+          <w:sz w:val="26"/>
+          <w:szCs w:val="26"/>
+          <w:rtl w:val="0"/>
+        </w:rPr>
+        <w:t xml:space="preserve">Start at the application level</w:t>
+      </w:r>
+    </w:p>
+    <w:p>
+      <w:pPr>
+        <w:spacing w:after="240" w:before="240" w:line="240" w:lineRule="auto"/>
+        <w:ind w:left="600" w:right="600" w:firstLine="0"/>
+        <w:rPr/>
+      </w:pPr>
+      <w:r>
+        <w:rPr>
+          <w:rtl w:val="0"/>
+        </w:rPr>
+        <w:t xml:space="preserve">“At the application level, our actual information is:</w:t>
+      </w:r>
+    </w:p>
+    <w:p>
+      <w:pPr>
+        <w:spacing w:after="240" w:before="240" w:line="240" w:lineRule="auto"/>
+        <w:ind w:left="600" w:right="600" w:firstLine="0"/>
+        <w:rPr>
+          <w:b w:val="1"/>
+          <w:bCs w:val="1"/>
+        </w:rPr>
+      </w:pPr>
+      <w:r>
+        <w:rPr>
+          <w:b w:val="1"/>
+          <w:bCs w:val="1"/>
+          <w:rtl w:val="0"/>
+        </w:rPr>
+        <w:t xml:space="preserve">Bearing Temperature = 78°C</w:t>
+      </w:r>
+    </w:p>
+    <w:p>
+      <w:pPr>
+        <w:spacing w:after="240" w:before="240" w:line="240" w:lineRule="auto"/>
+        <w:ind w:left="600" w:right="600" w:firstLine="0"/>
+        <w:rPr/>
+      </w:pPr>
+      <w:r>
+        <w:rPr>
+          <w:rtl w:val="0"/>
+        </w:rPr>
+        <w:t xml:space="preserve">This is the information our SCADA application actually cares about.”</w:t>
+      </w:r>
+    </w:p>
+    <w:p>
+      <w:pPr>
+        <w:spacing w:after="240" w:before="240" w:line="240" w:lineRule="auto"/>
+        <w:rPr/>
+      </w:pPr>
+      <w:r>
+        <w:rPr>
+          <w:rtl w:val="0"/>
+        </w:rPr>
+        <w:t xml:space="preserve">For example:</w:t>
+      </w:r>
+    </w:p>
+    <w:p>
+      <w:pPr>
+        <w:spacing w:after="160" w:before="240" w:line="240" w:lineRule="auto"/>
+        <w:rPr/>
+      </w:pPr>
+      <w:r>
+        <w:rPr>
+          <w:rtl w:val="0"/>
+        </w:rPr>
+        <w:t xml:space="preserve">Bearing Temperature = 78°C</w:t>
+      </w:r>
+    </w:p>
+    <w:p>
+      <w:pPr>
+        <w:spacing w:after="240" w:before="240" w:line="240" w:lineRule="auto"/>
+        <w:ind w:left="600" w:right="600" w:firstLine="0"/>
+        <w:rPr/>
+      </w:pPr>
+      <w:r>
+        <w:rPr>
+          <w:rtl w:val="0"/>
+        </w:rPr>
+        <w:t xml:space="preserve">“But the network can't simply throw this number onto the cable. It needs more information.”</w:t>
+      </w:r>
+    </w:p>
+    <w:p>
+      <w:pPr>
+        <w:spacing w:after="160" w:before="240" w:line="240" w:lineRule="auto"/>
+        <w:rPr/>
+      </w:pPr>
+      <w:r>
+        <w:pict>
+          <v:rect style="width:0.0pt;height:1.5pt" o:hr="t" o:hrstd="t" o:hralign="center" fillcolor="#A0A0A0" stroked="f"/>
+        </w:pict>
+      </w:r>
+      <w:r>
+        <w:rPr>
+          <w:rtl w:val="0"/>
+        </w:rPr>
+      </w:r>
+    </w:p>
+    <w:p>
+      <w:pPr>
+        <w:pStyle w:val="Heading3"/>
+        <w:keepNext w:val="0"/>
+        <w:keepLines w:val="0"/>
+        <w:spacing w:before="280" w:line="240" w:lineRule="auto"/>
+        <w:rPr>
+          <w:b w:val="1"/>
+          <w:bCs w:val="1"/>
+          <w:color w:val="000000"/>
+          <w:sz w:val="26"/>
+          <w:szCs w:val="26"/>
+        </w:rPr>
+      </w:pPr>
+      <w:bookmarkStart w:colFirst="0" w:colLast="0" w:name="_smdcia3zwh6f" w:id="1"/>
+      <w:bookmarkEnd w:id="1"/>
+      <w:r>
+        <w:rPr>
+          <w:b w:val="1"/>
+          <w:bCs w:val="1"/>
+          <w:color w:val="000000"/>
+          <w:sz w:val="26"/>
+          <w:szCs w:val="26"/>
+          <w:rtl w:val="0"/>
+        </w:rPr>
+        <w:t xml:space="preserve">Transport layer — TCP</w:t>
+      </w:r>
+    </w:p>
+    <w:p>
+      <w:pPr>
+        <w:spacing w:after="240" w:before="240" w:line="240" w:lineRule="auto"/>
+        <w:ind w:left="600" w:right="600" w:firstLine="0"/>
+        <w:rPr/>
+      </w:pPr>
+      <w:r>
+        <w:rPr>
+          <w:rtl w:val="0"/>
+        </w:rPr>
+        <w:t xml:space="preserve">“When TCP is being used, the transport layer adds information such as </w:t>
+      </w:r>
+      <w:r>
+        <w:rPr>
+          <w:b w:val="1"/>
+          <w:bCs w:val="1"/>
+          <w:rtl w:val="0"/>
+        </w:rPr>
+        <w:t xml:space="preserve">source and destination ports</w:t>
+      </w:r>
+      <w:r>
+        <w:rPr>
+          <w:rtl w:val="0"/>
+        </w:rPr>
+        <w:t xml:space="preserve">.</w:t>
+      </w:r>
+    </w:p>
+    <w:p>
+      <w:pPr>
+        <w:spacing w:after="240" w:before="240" w:line="240" w:lineRule="auto"/>
+        <w:ind w:left="600" w:right="600" w:firstLine="0"/>
+        <w:rPr/>
+      </w:pPr>
+      <w:r>
+        <w:rPr>
+          <w:rtl w:val="0"/>
+        </w:rPr>
+        <w:t xml:space="preserve">For example, if we're communicating using Modbus TCP, the destination port is commonly </w:t>
+      </w:r>
+      <w:r>
+        <w:rPr>
+          <w:b w:val="1"/>
+          <w:bCs w:val="1"/>
+          <w:rtl w:val="0"/>
+        </w:rPr>
+        <w:t xml:space="preserve">502</w:t>
+      </w:r>
+      <w:r>
+        <w:rPr>
+          <w:rtl w:val="0"/>
+        </w:rPr>
+        <w:t xml:space="preserve">.</w:t>
+      </w:r>
+    </w:p>
+    <w:p>
+      <w:pPr>
+        <w:spacing w:after="240" w:before="240" w:line="240" w:lineRule="auto"/>
+        <w:ind w:left="600" w:right="600" w:firstLine="0"/>
+        <w:rPr/>
+      </w:pPr>
+      <w:r>
+        <w:rPr>
+          <w:rtl w:val="0"/>
+        </w:rPr>
+        <w:t xml:space="preserve">Now the network knows which application service should receive this data.”</w:t>
+      </w:r>
+    </w:p>
+    <w:p>
+      <w:pPr>
+        <w:spacing w:after="240" w:before="240" w:line="240" w:lineRule="auto"/>
+        <w:rPr/>
+      </w:pPr>
+      <w:r>
+        <w:rPr>
+          <w:rtl w:val="0"/>
+        </w:rPr>
+        <w:t xml:space="preserve">You can write:</w:t>
+      </w:r>
+    </w:p>
+    <w:p>
+      <w:pPr>
+        <w:spacing w:after="160" w:before="240" w:line="240" w:lineRule="auto"/>
+        <w:rPr/>
+      </w:pPr>
+      <w:r>
+        <w:rPr>
+          <w:rtl w:val="0"/>
+        </w:rPr>
+        <w:t xml:space="preserve">78°C</w:t>
+      </w:r>
+    </w:p>
+    <w:p>
+      <w:pPr>
+        <w:spacing w:after="160" w:before="240" w:line="240" w:lineRule="auto"/>
+        <w:rPr/>
+      </w:pPr>
+      <w:r>
+        <w:rPr>
+          <w:rtl w:val="0"/>
+        </w:rPr>
+        <w:t xml:space="preserve">+</w:t>
+      </w:r>
+    </w:p>
+    <w:p>
+      <w:pPr>
+        <w:spacing w:after="160" w:before="240" w:line="240" w:lineRule="auto"/>
+        <w:rPr/>
+      </w:pPr>
+      <w:r>
+        <w:rPr>
+          <w:rtl w:val="0"/>
+        </w:rPr>
+        <w:t xml:space="preserve">TCP information</w:t>
+      </w:r>
+    </w:p>
+    <w:p>
+      <w:pPr>
+        <w:spacing w:after="160" w:before="240" w:line="240" w:lineRule="auto"/>
+        <w:rPr/>
+      </w:pPr>
+      <w:r>
+        <w:rPr>
+          <w:rtl w:val="0"/>
+        </w:rPr>
+        <w:t xml:space="preserve">+</w:t>
+      </w:r>
+    </w:p>
+    <w:p>
+      <w:pPr>
+        <w:spacing w:after="160" w:before="240" w:line="240" w:lineRule="auto"/>
+        <w:rPr/>
+      </w:pPr>
+      <w:r>
+        <w:rPr>
+          <w:rtl w:val="0"/>
+        </w:rPr>
+        <w:t xml:space="preserve">Destination Port: 502</w:t>
+      </w:r>
+    </w:p>
+    <w:p>
+      <w:pPr>
+        <w:spacing w:after="240" w:before="240" w:line="240" w:lineRule="auto"/>
+        <w:rPr/>
+      </w:pPr>
+      <w:r>
+        <w:rPr>
+          <w:rtl w:val="0"/>
+        </w:rPr>
+        <w:t xml:space="preserve">Then say:</w:t>
+      </w:r>
+    </w:p>
+    <w:p>
+      <w:pPr>
+        <w:spacing w:after="240" w:before="240" w:line="240" w:lineRule="auto"/>
+        <w:ind w:left="600" w:right="600" w:firstLine="0"/>
+        <w:rPr/>
+      </w:pPr>
+      <w:r>
+        <w:rPr>
+          <w:rtl w:val="0"/>
+        </w:rPr>
+        <w:t xml:space="preserve">“So now it's not just 78°C anymore. We have the data plus information about the communication service.”</w:t>
+      </w:r>
+    </w:p>
+    <w:p>
+      <w:pPr>
+        <w:spacing w:after="160" w:before="240" w:line="240" w:lineRule="auto"/>
+        <w:rPr/>
+      </w:pPr>
+      <w:r>
+        <w:pict>
+          <v:rect style="width:0.0pt;height:1.5pt" o:hr="t" o:hrstd="t" o:hralign="center" fillcolor="#A0A0A0" stroked="f"/>
+        </w:pict>
+      </w:r>
+      <w:r>
+        <w:rPr>
+          <w:rtl w:val="0"/>
+        </w:rPr>
+      </w:r>
+    </w:p>
+    <w:p>
+      <w:pPr>
+        <w:pStyle w:val="Heading3"/>
+        <w:keepNext w:val="0"/>
+        <w:keepLines w:val="0"/>
+        <w:spacing w:before="280" w:line="240" w:lineRule="auto"/>
+        <w:rPr>
+          <w:b w:val="1"/>
+          <w:bCs w:val="1"/>
+          <w:color w:val="000000"/>
+          <w:sz w:val="26"/>
+          <w:szCs w:val="26"/>
+        </w:rPr>
+      </w:pPr>
+      <w:bookmarkStart w:colFirst="0" w:colLast="0" w:name="_dntn9i6wka4i" w:id="2"/>
+      <w:bookmarkEnd w:id="2"/>
+      <w:r>
+        <w:rPr>
+          <w:b w:val="1"/>
+          <w:bCs w:val="1"/>
+          <w:color w:val="000000"/>
+          <w:sz w:val="26"/>
+          <w:szCs w:val="26"/>
+          <w:rtl w:val="0"/>
+        </w:rPr>
+        <w:t xml:space="preserve">Network layer — IP</w:t>
+      </w:r>
+    </w:p>
+    <w:p>
+      <w:pPr>
+        <w:spacing w:after="240" w:before="240" w:line="240" w:lineRule="auto"/>
+        <w:ind w:left="600" w:right="600" w:firstLine="0"/>
+        <w:rPr/>
+      </w:pPr>
+      <w:r>
+        <w:rPr>
+          <w:rtl w:val="0"/>
+        </w:rPr>
+        <w:t xml:space="preserve">“Next comes the IP layer.</w:t>
+      </w:r>
+    </w:p>
+    <w:p>
+      <w:pPr>
+        <w:spacing w:after="240" w:before="240" w:line="240" w:lineRule="auto"/>
+        <w:ind w:left="600" w:right="600" w:firstLine="0"/>
+        <w:rPr>
+          <w:b w:val="1"/>
+          <w:bCs w:val="1"/>
+        </w:rPr>
+      </w:pPr>
+      <w:r>
+        <w:rPr>
+          <w:rtl w:val="0"/>
+        </w:rPr>
+        <w:t xml:space="preserve">Now we need to tell the network </w:t>
+      </w:r>
+      <w:r>
+        <w:rPr>
+          <w:b w:val="1"/>
+          <w:bCs w:val="1"/>
+          <w:rtl w:val="0"/>
+        </w:rPr>
+        <w:t xml:space="preserve">where this data is going.</w:t>
+      </w:r>
+    </w:p>
+    <w:p>
+      <w:pPr>
+        <w:spacing w:after="240" w:before="240" w:line="240" w:lineRule="auto"/>
+        <w:ind w:left="600" w:right="600" w:firstLine="0"/>
+        <w:rPr/>
+      </w:pPr>
+      <w:r>
+        <w:rPr>
+          <w:rtl w:val="0"/>
+        </w:rPr>
+        <w:t xml:space="preserve">So IP addresses are added.”</w:t>
+      </w:r>
+    </w:p>
+    <w:p>
+      <w:pPr>
+        <w:spacing w:after="240" w:before="240" w:line="240" w:lineRule="auto"/>
+        <w:rPr/>
+      </w:pPr>
+      <w:r>
+        <w:rPr>
+          <w:rtl w:val="0"/>
+        </w:rPr>
+        <w:t xml:space="preserve">Example:</w:t>
+      </w:r>
+    </w:p>
+    <w:p>
+      <w:pPr>
+        <w:spacing w:after="160" w:before="240" w:line="240" w:lineRule="auto"/>
+        <w:rPr/>
+      </w:pPr>
+      <w:r>
+        <w:rPr>
+          <w:rFonts w:ascii="Arial Unicode MS" w:cs="Arial Unicode MS" w:eastAsia="Arial Unicode MS" w:hAnsi="Arial Unicode MS"/>
+          <w:rtl w:val="0"/>
+        </w:rPr>
+        <w:t xml:space="preserve">Source IP      → 10.10.10.20   PLC</w:t>
+      </w:r>
+    </w:p>
+    <w:p>
+      <w:pPr>
+        <w:spacing w:after="160" w:before="240" w:line="240" w:lineRule="auto"/>
+        <w:rPr/>
+      </w:pPr>
+      <w:r>
+        <w:rPr>
+          <w:rFonts w:ascii="Arial Unicode MS" w:cs="Arial Unicode MS" w:eastAsia="Arial Unicode MS" w:hAnsi="Arial Unicode MS"/>
+          <w:rtl w:val="0"/>
+        </w:rPr>
+        <w:t xml:space="preserve">Destination IP → 10.10.10.100  SCADA</w:t>
+      </w:r>
+    </w:p>
+    <w:p>
+      <w:pPr>
+        <w:spacing w:after="240" w:before="240" w:line="240" w:lineRule="auto"/>
+        <w:rPr/>
+      </w:pPr>
+      <w:r>
+        <w:rPr>
+          <w:rtl w:val="0"/>
+        </w:rPr>
+        <w:t xml:space="preserve">Then say:</w:t>
+      </w:r>
+    </w:p>
+    <w:p>
+      <w:pPr>
+        <w:spacing w:after="240" w:before="240" w:line="240" w:lineRule="auto"/>
+        <w:ind w:left="600" w:right="600" w:firstLine="0"/>
+        <w:rPr/>
+      </w:pPr>
+      <w:r>
+        <w:rPr>
+          <w:rtl w:val="0"/>
+        </w:rPr>
+        <w:t xml:space="preserve">“Now the network knows:</w:t>
+      </w:r>
+    </w:p>
+    <w:p>
+      <w:pPr>
+        <w:spacing w:after="240" w:before="240" w:line="240" w:lineRule="auto"/>
+        <w:ind w:left="600" w:right="600" w:firstLine="0"/>
+        <w:rPr>
+          <w:b w:val="1"/>
+          <w:bCs w:val="1"/>
+        </w:rPr>
+      </w:pPr>
+      <w:r>
+        <w:rPr>
+          <w:b w:val="1"/>
+          <w:bCs w:val="1"/>
+          <w:rtl w:val="0"/>
+        </w:rPr>
+        <w:t xml:space="preserve">Who sent it?</w:t>
+      </w:r>
+    </w:p>
+    <w:p>
+      <w:pPr>
+        <w:spacing w:after="240" w:before="240" w:line="240" w:lineRule="auto"/>
+        <w:ind w:left="600" w:right="600" w:firstLine="0"/>
+        <w:rPr/>
+      </w:pPr>
+      <w:r>
+        <w:rPr>
+          <w:b w:val="1"/>
+          <w:bCs w:val="1"/>
+          <w:rtl w:val="0"/>
+        </w:rPr>
+        <w:t xml:space="preserve">Where should it go?</w:t>
+      </w:r>
+      <w:r>
+        <w:rPr>
+          <w:rtl w:val="0"/>
+        </w:rPr>
+        <w:t xml:space="preserve">”</w:t>
+      </w:r>
+    </w:p>
+    <w:p>
+      <w:pPr>
+        <w:spacing w:after="160" w:before="240" w:line="240" w:lineRule="auto"/>
+        <w:rPr/>
+      </w:pPr>
+      <w:r>
+        <w:pict>
+          <v:rect style="width:0.0pt;height:1.5pt" o:hr="t" o:hrstd="t" o:hralign="center" fillcolor="#A0A0A0" stroked="f"/>
+        </w:pict>
+      </w:r>
+      <w:r>
+        <w:rPr>
+          <w:rtl w:val="0"/>
+        </w:rPr>
+      </w:r>
+    </w:p>
+    <w:p>
+      <w:pPr>
+        <w:pStyle w:val="Heading3"/>
+        <w:keepNext w:val="0"/>
+        <w:keepLines w:val="0"/>
+        <w:spacing w:before="280" w:line="240" w:lineRule="auto"/>
+        <w:rPr>
+          <w:b w:val="1"/>
+          <w:bCs w:val="1"/>
+          <w:color w:val="000000"/>
+          <w:sz w:val="26"/>
+          <w:szCs w:val="26"/>
+        </w:rPr>
+      </w:pPr>
+      <w:bookmarkStart w:colFirst="0" w:colLast="0" w:name="_eed1y3l14zdi" w:id="3"/>
+      <w:bookmarkEnd w:id="3"/>
+      <w:r>
+        <w:rPr>
+          <w:b w:val="1"/>
+          <w:bCs w:val="1"/>
+          <w:color w:val="000000"/>
+          <w:sz w:val="26"/>
+          <w:szCs w:val="26"/>
+          <w:rtl w:val="0"/>
+        </w:rPr>
+        <w:t xml:space="preserve">Data Link layer — Ethernet</w:t>
+      </w:r>
+    </w:p>
+    <w:p>
+      <w:pPr>
+        <w:spacing w:after="240" w:before="240" w:line="240" w:lineRule="auto"/>
+        <w:ind w:left="600" w:right="600" w:firstLine="0"/>
+        <w:rPr/>
+      </w:pPr>
+      <w:r>
+        <w:rPr>
+          <w:rtl w:val="0"/>
+        </w:rPr>
+        <w:t xml:space="preserve">“Then we go one level further down to the Ethernet layer.</w:t>
+      </w:r>
+    </w:p>
+    <w:p>
+      <w:pPr>
+        <w:spacing w:after="240" w:before="240" w:line="240" w:lineRule="auto"/>
+        <w:ind w:left="600" w:right="600" w:firstLine="0"/>
+        <w:rPr/>
+      </w:pPr>
+      <w:r>
+        <w:rPr>
+          <w:rtl w:val="0"/>
+        </w:rPr>
+        <w:t xml:space="preserve">Here, information such as the </w:t>
+      </w:r>
+      <w:r>
+        <w:rPr>
+          <w:b w:val="1"/>
+          <w:bCs w:val="1"/>
+          <w:rtl w:val="0"/>
+        </w:rPr>
+        <w:t xml:space="preserve">source and destination MAC addresses</w:t>
+      </w:r>
+      <w:r>
+        <w:rPr>
+          <w:rtl w:val="0"/>
+        </w:rPr>
+        <w:t xml:space="preserve"> is used for delivery on the local network.”</w:t>
+      </w:r>
+    </w:p>
+    <w:p>
+      <w:pPr>
+        <w:spacing w:after="240" w:before="240" w:line="240" w:lineRule="auto"/>
+        <w:rPr/>
+      </w:pPr>
+      <w:r>
+        <w:rPr>
+          <w:rtl w:val="0"/>
+        </w:rPr>
+        <w:t xml:space="preserve">You can show:</w:t>
+      </w:r>
+    </w:p>
+    <w:p>
+      <w:pPr>
+        <w:spacing w:after="160" w:before="240" w:line="240" w:lineRule="auto"/>
+        <w:rPr/>
+      </w:pPr>
+      <w:r>
+        <w:rPr>
+          <w:rFonts w:ascii="Arial Unicode MS" w:cs="Arial Unicode MS" w:eastAsia="Arial Unicode MS" w:hAnsi="Arial Unicode MS"/>
+          <w:rtl w:val="0"/>
+        </w:rPr>
+        <w:t xml:space="preserve">Source MAC      → PLC</w:t>
+      </w:r>
+    </w:p>
+    <w:p>
+      <w:pPr>
+        <w:spacing w:after="160" w:before="240" w:line="240" w:lineRule="auto"/>
+        <w:rPr/>
+      </w:pPr>
+      <w:r>
+        <w:rPr>
+          <w:rFonts w:ascii="Arial Unicode MS" w:cs="Arial Unicode MS" w:eastAsia="Arial Unicode MS" w:hAnsi="Arial Unicode MS"/>
+          <w:rtl w:val="0"/>
+        </w:rPr>
+        <w:t xml:space="preserve">Destination MAC → SCADA / next-hop device</w:t>
+      </w:r>
+    </w:p>
+    <w:p>
+      <w:pPr>
+        <w:spacing w:after="240" w:before="240" w:line="240" w:lineRule="auto"/>
         <w:rPr/>
       </w:pPr>
       <w:r>
@@ -2577,228 +3200,147 @@
     </w:p>
     <w:p>
       <w:pPr>
-        <w:spacing w:after="160" w:before="240" w:line="240" w:lineRule="auto"/>
-        <w:rPr/>
-      </w:pPr>
-      <w:r>
-        <w:rPr>
-          <w:rtl w:val="0"/>
-        </w:rPr>
-        <w:t xml:space="preserve">“The physical process gives us the measurement.</w:t>
-      </w:r>
-    </w:p>
-    <w:p>
-      <w:pPr>
-        <w:spacing w:after="160" w:before="240" w:line="240" w:lineRule="auto"/>
-        <w:rPr/>
-      </w:pPr>
-      <w:r>
-        <w:rPr>
-          <w:rtl w:val="0"/>
-        </w:rPr>
-        <w:t xml:space="preserve">The signal carries that measurement.</w:t>
-      </w:r>
-    </w:p>
-    <w:p>
-      <w:pPr>
-        <w:spacing w:after="160" w:before="240" w:line="240" w:lineRule="auto"/>
-        <w:rPr/>
-      </w:pPr>
-      <w:r>
-        <w:rPr>
-          <w:rtl w:val="0"/>
-        </w:rPr>
-        <w:t xml:space="preserve">Then the SCADA system applies the necessary interpretation — tag information, scaling, units, alarm limits and other metadata.”</w:t>
-      </w:r>
-    </w:p>
-    <w:p>
-      <w:pPr>
-        <w:spacing w:after="160" w:before="240" w:line="240" w:lineRule="auto"/>
-        <w:rPr>
-          <w:b w:val="1"/>
-          <w:bCs w:val="1"/>
-        </w:rPr>
-      </w:pPr>
-      <w:r>
-        <w:rPr>
-          <w:b w:val="1"/>
-          <w:bCs w:val="1"/>
-          <w:rtl w:val="0"/>
-        </w:rPr>
-        <w:t xml:space="preserve">Example</w:t>
-      </w:r>
-    </w:p>
-    <w:p>
-      <w:pPr>
-        <w:spacing w:after="160" w:before="240" w:line="240" w:lineRule="auto"/>
-        <w:rPr/>
-      </w:pPr>
-      <w:r>
-        <w:rPr>
-          <w:rtl w:val="0"/>
-        </w:rPr>
-        <w:t xml:space="preserve">“For example, the PLC might store 780 and the SCADA configuration interprets it as 78.0°C.”</w:t>
-      </w:r>
-    </w:p>
-    <w:p>
-      <w:pPr>
-        <w:spacing w:after="160" w:before="240" w:line="240" w:lineRule="auto"/>
-        <w:rPr/>
-      </w:pPr>
-      <w:r>
-        <w:rPr>
-          <w:rtl w:val="0"/>
-        </w:rPr>
-        <w:t xml:space="preserve">“Then SCADA may know:</w:t>
-      </w:r>
-    </w:p>
-    <w:p>
-      <w:pPr>
-        <w:spacing w:after="160" w:before="240" w:line="240" w:lineRule="auto"/>
-        <w:rPr/>
-      </w:pPr>
-      <w:r>
-        <w:rPr>
-          <w:rtl w:val="0"/>
-        </w:rPr>
-        <w:t xml:space="preserve">Tag = Bearing Temperature</w:t>
-      </w:r>
-    </w:p>
-    <w:p>
-      <w:pPr>
-        <w:spacing w:after="160" w:before="240" w:line="240" w:lineRule="auto"/>
-        <w:rPr/>
-      </w:pPr>
-      <w:r>
-        <w:rPr>
-          <w:rtl w:val="0"/>
-        </w:rPr>
-        <w:t xml:space="preserve">Unit = °C</w:t>
-      </w:r>
-    </w:p>
-    <w:p>
-      <w:pPr>
-        <w:spacing w:after="160" w:before="240" w:line="240" w:lineRule="auto"/>
-        <w:rPr/>
-      </w:pPr>
-      <w:r>
-        <w:rPr>
-          <w:rtl w:val="0"/>
-        </w:rPr>
-        <w:t xml:space="preserve">Warning limit = 70°C</w:t>
-      </w:r>
-    </w:p>
-    <w:p>
-      <w:pPr>
-        <w:spacing w:after="160" w:before="240" w:line="240" w:lineRule="auto"/>
-        <w:rPr/>
-      </w:pPr>
-      <w:r>
-        <w:rPr>
-          <w:rtl w:val="0"/>
-        </w:rPr>
-        <w:t xml:space="preserve">High alarm = 80°C.”</w:t>
-      </w:r>
-    </w:p>
-    <w:p>
-      <w:pPr>
-        <w:spacing w:after="160" w:before="240" w:line="240" w:lineRule="auto"/>
-        <w:rPr/>
-      </w:pPr>
-      <w:r>
-        <w:rPr>
-          <w:rtl w:val="0"/>
-        </w:rPr>
-        <w:t xml:space="preserve">“Now the operator doesn't just see the number 780.”</w:t>
-      </w:r>
-    </w:p>
-    <w:p>
-      <w:pPr>
-        <w:spacing w:after="160" w:before="240" w:line="240" w:lineRule="auto"/>
-        <w:rPr/>
-      </w:pPr>
-      <w:r>
-        <w:rPr>
-          <w:rtl w:val="0"/>
-        </w:rPr>
-        <w:t xml:space="preserve">“The operator sees meaningful information:</w:t>
-      </w:r>
-    </w:p>
-    <w:p>
-      <w:pPr>
-        <w:spacing w:after="160" w:before="240" w:line="240" w:lineRule="auto"/>
-        <w:rPr/>
-      </w:pPr>
-      <w:r>
-        <w:rPr>
-          <w:b w:val="1"/>
-          <w:bCs w:val="1"/>
-          <w:rtl w:val="0"/>
-        </w:rPr>
-        <w:t xml:space="preserve">Bearing Temperature: 78°C</w:t>
-      </w:r>
-      <w:r>
-        <w:rPr>
-          <w:rtl w:val="0"/>
-        </w:rPr>
-        <w:t xml:space="preserve">.”</w:t>
-      </w:r>
-    </w:p>
-    <w:p>
-      <w:pPr>
-        <w:spacing w:after="160" w:before="240" w:line="240" w:lineRule="auto"/>
-        <w:rPr>
-          <w:b w:val="1"/>
-          <w:bCs w:val="1"/>
-        </w:rPr>
-      </w:pPr>
-      <w:r>
-        <w:rPr>
-          <w:b w:val="1"/>
-          <w:bCs w:val="1"/>
-          <w:rtl w:val="0"/>
-        </w:rPr>
-        <w:t xml:space="preserve">Important clarification</w:t>
-      </w:r>
-    </w:p>
-    <w:p>
-      <w:pPr>
-        <w:spacing w:after="160" w:before="240" w:line="240" w:lineRule="auto"/>
-        <w:rPr/>
-      </w:pPr>
-      <w:r>
-        <w:rPr>
-          <w:rtl w:val="0"/>
-        </w:rPr>
-        <w:t xml:space="preserve">“So when we talk about encapsulation here, the main idea is that the measurement is carried together with the information needed to interpret and use it.”</w:t>
-      </w:r>
-    </w:p>
-    <w:p>
-      <w:pPr>
-        <w:rPr/>
-      </w:pPr>
-      <w:r>
-        <w:rPr>
-          <w:rtl w:val="0"/>
-        </w:rPr>
-      </w:r>
-    </w:p>
-    <w:p>
-      <w:pPr>
+        <w:spacing w:after="240" w:before="240" w:line="240" w:lineRule="auto"/>
+        <w:ind w:left="600" w:right="600" w:firstLine="0"/>
+        <w:rPr/>
+      </w:pPr>
+      <w:r>
+        <w:rPr>
+          <w:rtl w:val="0"/>
+        </w:rPr>
+        <w:t xml:space="preserve">“So now the switch can look at the Ethernet frame and decide where to forward it.”</w:t>
+      </w:r>
+    </w:p>
+    <w:p>
+      <w:pPr>
+        <w:spacing w:after="160" w:before="240" w:line="240" w:lineRule="auto"/>
+        <w:rPr/>
+      </w:pPr>
+      <w:r>
+        <w:pict>
+          <v:rect style="width:0.0pt;height:1.5pt" o:hr="t" o:hrstd="t" o:hralign="center" fillcolor="#A0A0A0" stroked="f"/>
+        </w:pict>
+      </w:r>
+      <w:r>
+        <w:rPr>
+          <w:rtl w:val="0"/>
+        </w:rPr>
+      </w:r>
+    </w:p>
+    <w:p>
+      <w:pPr>
+        <w:pStyle w:val="Heading3"/>
+        <w:keepNext w:val="0"/>
+        <w:keepLines w:val="0"/>
+        <w:spacing w:before="280" w:line="240" w:lineRule="auto"/>
+        <w:rPr>
+          <w:b w:val="1"/>
+          <w:bCs w:val="1"/>
+          <w:color w:val="000000"/>
+          <w:sz w:val="26"/>
+          <w:szCs w:val="26"/>
+        </w:rPr>
+      </w:pPr>
+      <w:bookmarkStart w:colFirst="0" w:colLast="0" w:name="_s4ivws8ltvo9" w:id="4"/>
+      <w:bookmarkEnd w:id="4"/>
+      <w:r>
+        <w:rPr>
+          <w:b w:val="1"/>
+          <w:bCs w:val="1"/>
+          <w:color w:val="000000"/>
+          <w:sz w:val="26"/>
+          <w:szCs w:val="26"/>
+          <w:rtl w:val="0"/>
+        </w:rPr>
+        <w:t xml:space="preserve">Physical layer</w:t>
+      </w:r>
+    </w:p>
+    <w:p>
+      <w:pPr>
+        <w:spacing w:after="240" w:before="240" w:line="240" w:lineRule="auto"/>
+        <w:ind w:left="600" w:right="600" w:firstLine="0"/>
+        <w:rPr/>
+      </w:pPr>
+      <w:r>
+        <w:rPr>
+          <w:rtl w:val="0"/>
+        </w:rPr>
+        <w:t xml:space="preserve">“Finally, the data is converted into signals that can actually travel through the physical medium — for example, electrical signals over copper, light over fiber, or radio signals in a wireless network.”</w:t>
+      </w:r>
+    </w:p>
+    <w:p>
+      <w:pPr>
+        <w:spacing w:after="240" w:before="240" w:line="240" w:lineRule="auto"/>
+        <w:rPr/>
+      </w:pPr>
+      <w:r>
+        <w:rPr>
+          <w:rtl w:val="0"/>
+        </w:rPr>
+        <w:t xml:space="preserve">Then point to your original 78°C:</w:t>
+      </w:r>
+    </w:p>
+    <w:p>
+      <w:pPr>
+        <w:spacing w:after="240" w:before="240" w:line="240" w:lineRule="auto"/>
+        <w:ind w:left="600" w:right="600" w:firstLine="0"/>
+        <w:rPr/>
+      </w:pPr>
+      <w:r>
+        <w:rPr>
+          <w:rtl w:val="0"/>
+        </w:rPr>
+        <w:t xml:space="preserve">“So remember, the actual information is still:</w:t>
+      </w:r>
+    </w:p>
+    <w:p>
+      <w:pPr>
+        <w:spacing w:after="240" w:before="240" w:line="240" w:lineRule="auto"/>
+        <w:ind w:left="600" w:right="600" w:firstLine="0"/>
+        <w:rPr>
+          <w:b w:val="1"/>
+          <w:bCs w:val="1"/>
+        </w:rPr>
+      </w:pPr>
+      <w:r>
+        <w:rPr>
+          <w:b w:val="1"/>
+          <w:bCs w:val="1"/>
+          <w:rtl w:val="0"/>
+        </w:rPr>
+        <w:t xml:space="preserve">Bearing Temperature = 78°C</w:t>
+      </w:r>
+    </w:p>
+    <w:p>
+      <w:pPr>
+        <w:spacing w:after="240" w:before="240" w:line="240" w:lineRule="auto"/>
+        <w:ind w:left="600" w:right="600" w:firstLine="0"/>
+        <w:rPr/>
+      </w:pPr>
+      <w:r>
+        <w:rPr>
+          <w:rtl w:val="0"/>
+        </w:rPr>
+        <w:t xml:space="preserve">But now it has been wrapped with the information required for communication.”</w:t>
+      </w:r>
+    </w:p>
+    <w:p>
+      <w:pPr>
+        <w:spacing w:after="160" w:before="240" w:line="240" w:lineRule="auto"/>
         <w:rPr/>
       </w:pPr>
       <w:r>
         <w:rPr/>
         <w:drawing>
           <wp:inline distB="114300" distT="114300" distL="114300" distR="114300">
-            <wp:extent cx="5943600" cy="3416300"/>
+            <wp:extent cx="5943600" cy="3390900"/>
             <wp:effectExtent b="0" l="0" r="0" t="0"/>
-            <wp:docPr id="3" name="image1.png"/>
+            <wp:docPr id="6" name="image11.png"/>
             <a:graphic>
               <a:graphicData uri="http://schemas.openxmlformats.org/drawingml/2006/picture">
                 <pic:pic>
                   <pic:nvPicPr>
-                    <pic:cNvPr id="0" name="image1.png"/>
+                    <pic:cNvPr id="0" name="image11.png"/>
                     <pic:cNvPicPr preferRelativeResize="0"/>
                   </pic:nvPicPr>
                   <pic:blipFill>
@@ -2811,7 +3353,7 @@
                   <pic:spPr>
                     <a:xfrm>
                       <a:off x="0" y="0"/>
-                      <a:ext cx="5943600" cy="3416300"/>
+                      <a:ext cx="5943600" cy="3390900"/>
                     </a:xfrm>
                     <a:prstGeom prst="rect"/>
                     <a:ln/>
@@ -2828,9 +3370,2834 @@
         </w:rPr>
       </w:r>
     </w:p>
+    <w:p>
+      <w:pPr>
+        <w:spacing w:after="240" w:before="240" w:line="240" w:lineRule="auto"/>
+        <w:ind w:left="600" w:right="600" w:firstLine="0"/>
+        <w:rPr/>
+      </w:pPr>
+      <w:r>
+        <w:rPr>
+          <w:rtl w:val="0"/>
+        </w:rPr>
+        <w:t xml:space="preserve">“Now imagine our hydro plant has one big managed switch.</w:t>
+      </w:r>
+    </w:p>
+    <w:p>
+      <w:pPr>
+        <w:spacing w:after="240" w:before="240" w:line="240" w:lineRule="auto"/>
+        <w:ind w:left="600" w:right="600" w:firstLine="0"/>
+        <w:rPr/>
+      </w:pPr>
+      <w:r>
+        <w:rPr>
+          <w:rtl w:val="0"/>
+        </w:rPr>
+        <w:t xml:space="preserve">We have PLCs, HMIs, SCADA computers, historians and servers.</w:t>
+      </w:r>
+    </w:p>
+    <w:p>
+      <w:pPr>
+        <w:spacing w:after="240" w:before="240" w:line="240" w:lineRule="auto"/>
+        <w:ind w:left="600" w:right="600" w:firstLine="0"/>
+        <w:rPr/>
+      </w:pPr>
+      <w:r>
+        <w:rPr>
+          <w:rtl w:val="0"/>
+        </w:rPr>
+        <w:t xml:space="preserve">All of these devices need networking.</w:t>
+      </w:r>
+    </w:p>
+    <w:p>
+      <w:pPr>
+        <w:spacing w:after="240" w:before="240" w:line="240" w:lineRule="auto"/>
+        <w:ind w:left="600" w:right="600" w:firstLine="0"/>
+        <w:rPr/>
+      </w:pPr>
+      <w:r>
+        <w:rPr>
+          <w:rtl w:val="0"/>
+        </w:rPr>
+        <w:t xml:space="preserve">My question is:</w:t>
+      </w:r>
+    </w:p>
+    <w:p>
+      <w:pPr>
+        <w:spacing w:after="240" w:before="240" w:line="240" w:lineRule="auto"/>
+        <w:ind w:left="600" w:right="600" w:firstLine="0"/>
+        <w:rPr/>
+      </w:pPr>
+      <w:r>
+        <w:rPr>
+          <w:b w:val="1"/>
+          <w:bCs w:val="1"/>
+          <w:rtl w:val="0"/>
+        </w:rPr>
+        <w:t xml:space="preserve">Should we put all of these devices into one single network?</w:t>
+      </w:r>
+      <w:r>
+        <w:rPr>
+          <w:rtl w:val="0"/>
+        </w:rPr>
+        <w:t xml:space="preserve">”</w:t>
+      </w:r>
+    </w:p>
+    <w:p>
+      <w:pPr>
+        <w:spacing w:after="240" w:before="240" w:line="240" w:lineRule="auto"/>
+        <w:rPr/>
+      </w:pPr>
+      <w:r>
+        <w:rPr>
+          <w:rtl w:val="0"/>
+        </w:rPr>
+        <w:t xml:space="preserve">Pause and let them answer.</w:t>
+      </w:r>
+    </w:p>
+    <w:p>
+      <w:pPr>
+        <w:spacing w:after="240" w:before="240" w:line="240" w:lineRule="auto"/>
+        <w:rPr/>
+      </w:pPr>
+      <w:r>
+        <w:rPr>
+          <w:rtl w:val="0"/>
+        </w:rPr>
+        <w:t xml:space="preserve">Then:</w:t>
+      </w:r>
+    </w:p>
+    <w:p>
+      <w:pPr>
+        <w:spacing w:after="240" w:before="240" w:line="240" w:lineRule="auto"/>
+        <w:ind w:left="600" w:right="600" w:firstLine="0"/>
+        <w:rPr/>
+      </w:pPr>
+      <w:r>
+        <w:rPr>
+          <w:rtl w:val="0"/>
+        </w:rPr>
+        <w:t xml:space="preserve">“Technically, we could create one large network, but in an industrial environment we usually want to </w:t>
+      </w:r>
+      <w:r>
+        <w:rPr>
+          <w:b w:val="1"/>
+          <w:bCs w:val="1"/>
+          <w:rtl w:val="0"/>
+        </w:rPr>
+        <w:t xml:space="preserve">separate different types of devices logically</w:t>
+      </w:r>
+      <w:r>
+        <w:rPr>
+          <w:rtl w:val="0"/>
+        </w:rPr>
+        <w:t xml:space="preserve">.</w:t>
+      </w:r>
+    </w:p>
+    <w:p>
+      <w:pPr>
+        <w:spacing w:after="240" w:before="240" w:line="240" w:lineRule="auto"/>
+        <w:ind w:left="600" w:right="600" w:firstLine="0"/>
+        <w:rPr/>
+      </w:pPr>
+      <w:r>
+        <w:rPr>
+          <w:rtl w:val="0"/>
+        </w:rPr>
+        <w:t xml:space="preserve">This is where </w:t>
+      </w:r>
+      <w:r>
+        <w:rPr>
+          <w:b w:val="1"/>
+          <w:bCs w:val="1"/>
+          <w:rtl w:val="0"/>
+        </w:rPr>
+        <w:t xml:space="preserve">VLANs</w:t>
+      </w:r>
+      <w:r>
+        <w:rPr>
+          <w:rtl w:val="0"/>
+        </w:rPr>
+        <w:t xml:space="preserve"> come in.”</w:t>
+      </w:r>
+    </w:p>
+    <w:p>
+      <w:pPr>
+        <w:spacing w:after="160" w:before="240" w:line="240" w:lineRule="auto"/>
+        <w:rPr/>
+      </w:pPr>
+      <w:r>
+        <w:pict>
+          <v:rect style="width:0.0pt;height:1.5pt" o:hr="t" o:hrstd="t" o:hralign="center" fillcolor="#A0A0A0" stroked="f"/>
+        </w:pict>
+      </w:r>
+      <w:r>
+        <w:rPr>
+          <w:rtl w:val="0"/>
+        </w:rPr>
+      </w:r>
+    </w:p>
+    <w:p>
+      <w:pPr>
+        <w:pStyle w:val="Heading1"/>
+        <w:keepNext w:val="0"/>
+        <w:keepLines w:val="0"/>
+        <w:spacing w:before="480" w:line="240" w:lineRule="auto"/>
+        <w:rPr>
+          <w:b w:val="1"/>
+          <w:bCs w:val="1"/>
+          <w:sz w:val="46"/>
+          <w:szCs w:val="46"/>
+        </w:rPr>
+      </w:pPr>
+      <w:bookmarkStart w:colFirst="0" w:colLast="0" w:name="_17171etp4jus" w:id="5"/>
+      <w:bookmarkEnd w:id="5"/>
+      <w:r>
+        <w:rPr>
+          <w:b w:val="1"/>
+          <w:bCs w:val="1"/>
+          <w:sz w:val="46"/>
+          <w:szCs w:val="46"/>
+          <w:rtl w:val="0"/>
+        </w:rPr>
+        <w:t xml:space="preserve">🏭 Explain VLAN with a simple analogy</w:t>
+      </w:r>
+    </w:p>
+    <w:p>
+      <w:pPr>
+        <w:spacing w:after="240" w:before="240" w:line="240" w:lineRule="auto"/>
+        <w:ind w:left="600" w:right="600" w:firstLine="0"/>
+        <w:rPr/>
+      </w:pPr>
+      <w:r>
+        <w:rPr>
+          <w:rtl w:val="0"/>
+        </w:rPr>
+        <w:t xml:space="preserve">“Think about our office building.</w:t>
+      </w:r>
+    </w:p>
+    <w:p>
+      <w:pPr>
+        <w:spacing w:after="240" w:before="240" w:line="240" w:lineRule="auto"/>
+        <w:ind w:left="600" w:right="600" w:firstLine="0"/>
+        <w:rPr/>
+      </w:pPr>
+      <w:r>
+        <w:rPr>
+          <w:rtl w:val="0"/>
+        </w:rPr>
+        <w:t xml:space="preserve">We may have different departments — HR, Finance, Engineering and IT.</w:t>
+      </w:r>
+    </w:p>
+    <w:p>
+      <w:pPr>
+        <w:spacing w:after="240" w:before="240" w:line="240" w:lineRule="auto"/>
+        <w:ind w:left="600" w:right="600" w:firstLine="0"/>
+        <w:rPr/>
+      </w:pPr>
+      <w:r>
+        <w:rPr>
+          <w:rtl w:val="0"/>
+        </w:rPr>
+        <w:t xml:space="preserve">They can all be inside the same building, but we don't necessarily want everyone to be in the same logical group.</w:t>
+      </w:r>
+    </w:p>
+    <w:p>
+      <w:pPr>
+        <w:spacing w:after="240" w:before="240" w:line="240" w:lineRule="auto"/>
+        <w:ind w:left="600" w:right="600" w:firstLine="0"/>
+        <w:rPr/>
+      </w:pPr>
+      <w:r>
+        <w:rPr>
+          <w:rtl w:val="0"/>
+        </w:rPr>
+        <w:t xml:space="preserve">A VLAN does something similar for a network.</w:t>
+      </w:r>
+    </w:p>
+    <w:p>
+      <w:pPr>
+        <w:spacing w:after="240" w:before="240" w:line="240" w:lineRule="auto"/>
+        <w:ind w:left="600" w:right="600" w:firstLine="0"/>
+        <w:rPr/>
+      </w:pPr>
+      <w:r>
+        <w:rPr>
+          <w:b w:val="1"/>
+          <w:bCs w:val="1"/>
+          <w:rtl w:val="0"/>
+        </w:rPr>
+        <w:t xml:space="preserve">One physical network infrastructure can be divided into multiple logical networks.</w:t>
+      </w:r>
+      <w:r>
+        <w:rPr>
+          <w:rtl w:val="0"/>
+        </w:rPr>
+        <w:t xml:space="preserve">”</w:t>
+      </w:r>
+    </w:p>
+    <w:p>
+      <w:pPr>
+        <w:spacing w:after="240" w:before="240" w:line="240" w:lineRule="auto"/>
+        <w:rPr/>
+      </w:pPr>
+      <w:r>
+        <w:rPr>
+          <w:rtl w:val="0"/>
+        </w:rPr>
+        <w:t xml:space="preserve">Then point to the slide.</w:t>
+      </w:r>
+    </w:p>
+    <w:p>
+      <w:pPr>
+        <w:spacing w:after="160" w:before="240" w:line="240" w:lineRule="auto"/>
+        <w:rPr/>
+      </w:pPr>
+      <w:r>
+        <w:pict>
+          <v:rect style="width:0.0pt;height:1.5pt" o:hr="t" o:hrstd="t" o:hralign="center" fillcolor="#A0A0A0" stroked="f"/>
+        </w:pict>
+      </w:r>
+      <w:r>
+        <w:rPr>
+          <w:rtl w:val="0"/>
+        </w:rPr>
+      </w:r>
+    </w:p>
+    <w:p>
+      <w:pPr>
+        <w:pStyle w:val="Heading1"/>
+        <w:keepNext w:val="0"/>
+        <w:keepLines w:val="0"/>
+        <w:spacing w:before="480" w:line="240" w:lineRule="auto"/>
+        <w:rPr>
+          <w:b w:val="1"/>
+          <w:bCs w:val="1"/>
+          <w:sz w:val="46"/>
+          <w:szCs w:val="46"/>
+        </w:rPr>
+      </w:pPr>
+      <w:bookmarkStart w:colFirst="0" w:colLast="0" w:name="_4llctdhtdn05" w:id="6"/>
+      <w:bookmarkEnd w:id="6"/>
+      <w:r>
+        <w:rPr>
+          <w:b w:val="1"/>
+          <w:bCs w:val="1"/>
+          <w:sz w:val="46"/>
+          <w:szCs w:val="46"/>
+          <w:rtl w:val="0"/>
+        </w:rPr>
+        <w:t xml:space="preserve">🔹 VLAN 10 — Control</w:t>
+      </w:r>
+    </w:p>
+    <w:p>
+      <w:pPr>
+        <w:spacing w:after="240" w:before="240" w:line="240" w:lineRule="auto"/>
+        <w:ind w:left="600" w:right="600" w:firstLine="0"/>
+        <w:rPr/>
+      </w:pPr>
+      <w:r>
+        <w:rPr>
+          <w:rtl w:val="0"/>
+        </w:rPr>
+        <w:t xml:space="preserve">“For example, we can create </w:t>
+      </w:r>
+      <w:r>
+        <w:rPr>
+          <w:b w:val="1"/>
+          <w:bCs w:val="1"/>
+          <w:rtl w:val="0"/>
+        </w:rPr>
+        <w:t xml:space="preserve">VLAN 10 for the control network</w:t>
+      </w:r>
+      <w:r>
+        <w:rPr>
+          <w:rtl w:val="0"/>
+        </w:rPr>
+        <w:t xml:space="preserve">.</w:t>
+      </w:r>
+    </w:p>
+    <w:p>
+      <w:pPr>
+        <w:spacing w:after="240" w:before="240" w:line="240" w:lineRule="auto"/>
+        <w:ind w:left="600" w:right="600" w:firstLine="0"/>
+        <w:rPr/>
+      </w:pPr>
+      <w:r>
+        <w:rPr>
+          <w:rtl w:val="0"/>
+        </w:rPr>
+        <w:t xml:space="preserve">This could contain devices such as:</w:t>
+      </w:r>
+    </w:p>
+    <w:p>
+      <w:pPr>
+        <w:spacing w:after="240" w:before="240" w:line="240" w:lineRule="auto"/>
+        <w:ind w:left="600" w:right="600" w:firstLine="0"/>
+        <w:rPr/>
+      </w:pPr>
+      <w:r>
+        <w:rPr>
+          <w:rtl w:val="0"/>
+        </w:rPr>
+        <w:t xml:space="preserve">PLCs, RTUs and other control-related devices.”</w:t>
+      </w:r>
+    </w:p>
+    <w:p>
+      <w:pPr>
+        <w:spacing w:after="240" w:before="240" w:line="240" w:lineRule="auto"/>
+        <w:rPr/>
+      </w:pPr>
+      <w:r>
+        <w:rPr>
+          <w:rtl w:val="0"/>
+        </w:rPr>
+        <w:t xml:space="preserve">Point to VLAN 10.</w:t>
+      </w:r>
+    </w:p>
+    <w:p>
+      <w:pPr>
+        <w:spacing w:after="240" w:before="240" w:line="240" w:lineRule="auto"/>
+        <w:ind w:left="600" w:right="600" w:firstLine="0"/>
+        <w:rPr/>
+      </w:pPr>
+      <w:r>
+        <w:rPr>
+          <w:rtl w:val="0"/>
+        </w:rPr>
+        <w:t xml:space="preserve">“So our PLCs can logically belong to this control network.”</w:t>
+      </w:r>
+    </w:p>
+    <w:p>
+      <w:pPr>
+        <w:spacing w:after="240" w:before="240" w:line="240" w:lineRule="auto"/>
+        <w:rPr/>
+      </w:pPr>
+      <w:r>
+        <w:rPr>
+          <w:rtl w:val="0"/>
+        </w:rPr>
+        <w:t xml:space="preserve">Example:</w:t>
+      </w:r>
+    </w:p>
+    <w:p>
+      <w:pPr>
+        <w:spacing w:after="160" w:before="240" w:line="240" w:lineRule="auto"/>
+        <w:rPr/>
+      </w:pPr>
+      <w:r>
+        <w:rPr>
+          <w:rtl w:val="0"/>
+        </w:rPr>
+        <w:t xml:space="preserve">VLAN 10 — CONTROL</w:t>
+      </w:r>
+    </w:p>
+    <w:p>
+      <w:pPr>
+        <w:spacing w:after="160" w:before="240" w:line="240" w:lineRule="auto"/>
+        <w:rPr/>
+      </w:pPr>
+      <w:r>
+        <w:rPr>
+          <w:rtl w:val="0"/>
+        </w:rPr>
+      </w:r>
+    </w:p>
+    <w:p>
+      <w:pPr>
+        <w:spacing w:after="160" w:before="240" w:line="240" w:lineRule="auto"/>
+        <w:rPr/>
+      </w:pPr>
+      <w:r>
+        <w:rPr>
+          <w:rtl w:val="0"/>
+        </w:rPr>
+        <w:t xml:space="preserve">PLC 1</w:t>
+      </w:r>
+    </w:p>
+    <w:p>
+      <w:pPr>
+        <w:spacing w:after="160" w:before="240" w:line="240" w:lineRule="auto"/>
+        <w:rPr/>
+      </w:pPr>
+      <w:r>
+        <w:rPr>
+          <w:rtl w:val="0"/>
+        </w:rPr>
+        <w:t xml:space="preserve">PLC 2</w:t>
+      </w:r>
+    </w:p>
+    <w:p>
+      <w:pPr>
+        <w:spacing w:after="160" w:before="240" w:line="240" w:lineRule="auto"/>
+        <w:rPr/>
+      </w:pPr>
+      <w:r>
+        <w:rPr>
+          <w:rtl w:val="0"/>
+        </w:rPr>
+        <w:t xml:space="preserve">RTU</w:t>
+      </w:r>
+    </w:p>
+    <w:p>
+      <w:pPr>
+        <w:spacing w:after="160" w:before="240" w:line="240" w:lineRule="auto"/>
+        <w:rPr/>
+      </w:pPr>
+      <w:r>
+        <w:rPr>
+          <w:rtl w:val="0"/>
+        </w:rPr>
+        <w:t xml:space="preserve">Control devices</w:t>
+      </w:r>
+    </w:p>
+    <w:p>
+      <w:pPr>
+        <w:spacing w:after="160" w:before="240" w:line="240" w:lineRule="auto"/>
+        <w:rPr/>
+      </w:pPr>
+      <w:r>
+        <w:pict>
+          <v:rect style="width:0.0pt;height:1.5pt" o:hr="t" o:hrstd="t" o:hralign="center" fillcolor="#A0A0A0" stroked="f"/>
+        </w:pict>
+      </w:r>
+      <w:r>
+        <w:rPr>
+          <w:rtl w:val="0"/>
+        </w:rPr>
+      </w:r>
+    </w:p>
+    <w:p>
+      <w:pPr>
+        <w:pStyle w:val="Heading1"/>
+        <w:keepNext w:val="0"/>
+        <w:keepLines w:val="0"/>
+        <w:spacing w:before="480" w:line="240" w:lineRule="auto"/>
+        <w:rPr>
+          <w:b w:val="1"/>
+          <w:bCs w:val="1"/>
+          <w:sz w:val="46"/>
+          <w:szCs w:val="46"/>
+        </w:rPr>
+      </w:pPr>
+      <w:bookmarkStart w:colFirst="0" w:colLast="0" w:name="_qdwbqn71cxij" w:id="7"/>
+      <w:bookmarkEnd w:id="7"/>
+      <w:r>
+        <w:rPr>
+          <w:b w:val="1"/>
+          <w:bCs w:val="1"/>
+          <w:sz w:val="46"/>
+          <w:szCs w:val="46"/>
+          <w:rtl w:val="0"/>
+        </w:rPr>
+        <w:t xml:space="preserve">🔹 VLAN 20 — HMI / SCADA</w:t>
+      </w:r>
+    </w:p>
+    <w:p>
+      <w:pPr>
+        <w:spacing w:after="240" w:before="240" w:line="240" w:lineRule="auto"/>
+        <w:ind w:left="600" w:right="600" w:firstLine="0"/>
+        <w:rPr/>
+      </w:pPr>
+      <w:r>
+        <w:rPr>
+          <w:rtl w:val="0"/>
+        </w:rPr>
+        <w:t xml:space="preserve">“Then we can have </w:t>
+      </w:r>
+      <w:r>
+        <w:rPr>
+          <w:b w:val="1"/>
+          <w:bCs w:val="1"/>
+          <w:rtl w:val="0"/>
+        </w:rPr>
+        <w:t xml:space="preserve">VLAN 20 for HMI and SCADA systems</w:t>
+      </w:r>
+      <w:r>
+        <w:rPr>
+          <w:rtl w:val="0"/>
+        </w:rPr>
+        <w:t xml:space="preserve">.</w:t>
+      </w:r>
+    </w:p>
+    <w:p>
+      <w:pPr>
+        <w:spacing w:after="240" w:before="240" w:line="240" w:lineRule="auto"/>
+        <w:ind w:left="600" w:right="600" w:firstLine="0"/>
+        <w:rPr/>
+      </w:pPr>
+      <w:r>
+        <w:rPr>
+          <w:rtl w:val="0"/>
+        </w:rPr>
+        <w:t xml:space="preserve">So our operator stations and SCADA workstations belong to another logical network.”</w:t>
+      </w:r>
+    </w:p>
+    <w:p>
+      <w:pPr>
+        <w:spacing w:after="240" w:before="240" w:line="240" w:lineRule="auto"/>
+        <w:rPr/>
+      </w:pPr>
+      <w:r>
+        <w:rPr>
+          <w:rtl w:val="0"/>
+        </w:rPr>
+        <w:t xml:space="preserve">Example:</w:t>
+      </w:r>
+    </w:p>
+    <w:p>
+      <w:pPr>
+        <w:spacing w:after="160" w:before="240" w:line="240" w:lineRule="auto"/>
+        <w:rPr/>
+      </w:pPr>
+      <w:r>
+        <w:rPr>
+          <w:rtl w:val="0"/>
+        </w:rPr>
+        <w:t xml:space="preserve">VLAN 20 — HMI / SCADA</w:t>
+      </w:r>
+    </w:p>
+    <w:p>
+      <w:pPr>
+        <w:spacing w:after="160" w:before="240" w:line="240" w:lineRule="auto"/>
+        <w:rPr/>
+      </w:pPr>
+      <w:r>
+        <w:rPr>
+          <w:rtl w:val="0"/>
+        </w:rPr>
+      </w:r>
+    </w:p>
+    <w:p>
+      <w:pPr>
+        <w:spacing w:after="160" w:before="240" w:line="240" w:lineRule="auto"/>
+        <w:rPr/>
+      </w:pPr>
+      <w:r>
+        <w:rPr>
+          <w:rtl w:val="0"/>
+        </w:rPr>
+        <w:t xml:space="preserve">HMI 1</w:t>
+      </w:r>
+    </w:p>
+    <w:p>
+      <w:pPr>
+        <w:spacing w:after="160" w:before="240" w:line="240" w:lineRule="auto"/>
+        <w:rPr/>
+      </w:pPr>
+      <w:r>
+        <w:rPr>
+          <w:rtl w:val="0"/>
+        </w:rPr>
+        <w:t xml:space="preserve">HMI 2</w:t>
+      </w:r>
+    </w:p>
+    <w:p>
+      <w:pPr>
+        <w:spacing w:after="160" w:before="240" w:line="240" w:lineRule="auto"/>
+        <w:rPr/>
+      </w:pPr>
+      <w:r>
+        <w:rPr>
+          <w:rtl w:val="0"/>
+        </w:rPr>
+        <w:t xml:space="preserve">SCADA Workstation</w:t>
+      </w:r>
+    </w:p>
+    <w:p>
+      <w:pPr>
+        <w:spacing w:after="160" w:before="240" w:line="240" w:lineRule="auto"/>
+        <w:rPr/>
+      </w:pPr>
+      <w:r>
+        <w:rPr>
+          <w:rtl w:val="0"/>
+        </w:rPr>
+        <w:t xml:space="preserve">Engineering Station</w:t>
+      </w:r>
+    </w:p>
+    <w:p>
+      <w:pPr>
+        <w:spacing w:after="160" w:before="240" w:line="240" w:lineRule="auto"/>
+        <w:rPr/>
+      </w:pPr>
+      <w:r>
+        <w:pict>
+          <v:rect style="width:0.0pt;height:1.5pt" o:hr="t" o:hrstd="t" o:hralign="center" fillcolor="#A0A0A0" stroked="f"/>
+        </w:pict>
+      </w:r>
+      <w:r>
+        <w:rPr>
+          <w:rtl w:val="0"/>
+        </w:rPr>
+      </w:r>
+    </w:p>
+    <w:p>
+      <w:pPr>
+        <w:pStyle w:val="Heading1"/>
+        <w:keepNext w:val="0"/>
+        <w:keepLines w:val="0"/>
+        <w:spacing w:before="480" w:line="240" w:lineRule="auto"/>
+        <w:rPr>
+          <w:b w:val="1"/>
+          <w:bCs w:val="1"/>
+          <w:sz w:val="46"/>
+          <w:szCs w:val="46"/>
+        </w:rPr>
+      </w:pPr>
+      <w:bookmarkStart w:colFirst="0" w:colLast="0" w:name="_dx6i6857akmu" w:id="8"/>
+      <w:bookmarkEnd w:id="8"/>
+      <w:r>
+        <w:rPr>
+          <w:b w:val="1"/>
+          <w:bCs w:val="1"/>
+          <w:sz w:val="46"/>
+          <w:szCs w:val="46"/>
+          <w:rtl w:val="0"/>
+        </w:rPr>
+        <w:t xml:space="preserve">🔹 VLAN 30 — Servers</w:t>
+      </w:r>
+    </w:p>
+    <w:p>
+      <w:pPr>
+        <w:spacing w:after="240" w:before="240" w:line="240" w:lineRule="auto"/>
+        <w:ind w:left="600" w:right="600" w:firstLine="0"/>
+        <w:rPr/>
+      </w:pPr>
+      <w:r>
+        <w:rPr>
+          <w:rtl w:val="0"/>
+        </w:rPr>
+        <w:t xml:space="preserve">“And we can have another VLAN for our servers.</w:t>
+      </w:r>
+    </w:p>
+    <w:p>
+      <w:pPr>
+        <w:spacing w:after="240" w:before="240" w:line="240" w:lineRule="auto"/>
+        <w:ind w:left="600" w:right="600" w:firstLine="0"/>
+        <w:rPr/>
+      </w:pPr>
+      <w:r>
+        <w:rPr>
+          <w:rtl w:val="0"/>
+        </w:rPr>
+        <w:t xml:space="preserve">For example:</w:t>
+      </w:r>
+    </w:p>
+    <w:p>
+      <w:pPr>
+        <w:spacing w:after="240" w:before="240" w:line="240" w:lineRule="auto"/>
+        <w:ind w:left="600" w:right="600" w:firstLine="0"/>
+        <w:rPr/>
+      </w:pPr>
+      <w:r>
+        <w:rPr>
+          <w:rtl w:val="0"/>
+        </w:rPr>
+        <w:t xml:space="preserve">Historian server,</w:t>
+        <w:br w:type="textWrapping"/>
+        <w:t xml:space="preserve"> application server,</w:t>
+        <w:br w:type="textWrapping"/>
+        <w:t xml:space="preserve"> database server,</w:t>
+        <w:br w:type="textWrapping"/>
+        <w:t xml:space="preserve"> and other SCADA-related servers.”</w:t>
+      </w:r>
+    </w:p>
+    <w:p>
+      <w:pPr>
+        <w:spacing w:after="160" w:before="240" w:line="240" w:lineRule="auto"/>
+        <w:rPr/>
+      </w:pPr>
+      <w:r>
+        <w:rPr>
+          <w:rtl w:val="0"/>
+        </w:rPr>
+        <w:t xml:space="preserve">VLAN 30 — SERVERS</w:t>
+      </w:r>
+    </w:p>
+    <w:p>
+      <w:pPr>
+        <w:spacing w:after="160" w:before="240" w:line="240" w:lineRule="auto"/>
+        <w:rPr/>
+      </w:pPr>
+      <w:r>
+        <w:rPr>
+          <w:rtl w:val="0"/>
+        </w:rPr>
+      </w:r>
+    </w:p>
+    <w:p>
+      <w:pPr>
+        <w:spacing w:after="160" w:before="240" w:line="240" w:lineRule="auto"/>
+        <w:rPr/>
+      </w:pPr>
+      <w:r>
+        <w:rPr>
+          <w:rtl w:val="0"/>
+        </w:rPr>
+        <w:t xml:space="preserve">Historian</w:t>
+      </w:r>
+    </w:p>
+    <w:p>
+      <w:pPr>
+        <w:spacing w:after="160" w:before="240" w:line="240" w:lineRule="auto"/>
+        <w:rPr/>
+      </w:pPr>
+      <w:r>
+        <w:rPr>
+          <w:rtl w:val="0"/>
+        </w:rPr>
+        <w:t xml:space="preserve">Database</w:t>
+      </w:r>
+    </w:p>
+    <w:p>
+      <w:pPr>
+        <w:spacing w:after="160" w:before="240" w:line="240" w:lineRule="auto"/>
+        <w:rPr/>
+      </w:pPr>
+      <w:r>
+        <w:rPr>
+          <w:rtl w:val="0"/>
+        </w:rPr>
+        <w:t xml:space="preserve">Application Server</w:t>
+      </w:r>
+    </w:p>
+    <w:p>
+      <w:pPr>
+        <w:spacing w:after="240" w:before="240" w:line="240" w:lineRule="auto"/>
+        <w:rPr/>
+      </w:pPr>
+      <w:r>
+        <w:rPr>
+          <w:rtl w:val="0"/>
+        </w:rPr>
+        <w:t xml:space="preserve">Then point to the complete diagram:</w:t>
+      </w:r>
+    </w:p>
+    <w:p>
+      <w:pPr>
+        <w:spacing w:after="160" w:before="240" w:line="240" w:lineRule="auto"/>
+        <w:rPr/>
+      </w:pPr>
+      <w:r>
+        <w:rPr>
+          <w:rtl w:val="0"/>
+        </w:rPr>
+        <w:t xml:space="preserve">                MANAGED SWITCH</w:t>
+      </w:r>
+    </w:p>
+    <w:p>
+      <w:pPr>
+        <w:spacing w:after="160" w:before="240" w:line="240" w:lineRule="auto"/>
+        <w:rPr/>
+      </w:pPr>
+      <w:r>
+        <w:rPr>
+          <w:rtl w:val="0"/>
+        </w:rPr>
+        <w:t xml:space="preserve">                       |</w:t>
+      </w:r>
+    </w:p>
+    <w:p>
+      <w:pPr>
+        <w:spacing w:after="160" w:before="240" w:line="240" w:lineRule="auto"/>
+        <w:rPr/>
+      </w:pPr>
+      <w:r>
+        <w:rPr>
+          <w:rtl w:val="0"/>
+        </w:rPr>
+        <w:t xml:space="preserve">        ┌──────────────┼──────────────┐</w:t>
+      </w:r>
+    </w:p>
+    <w:p>
+      <w:pPr>
+        <w:spacing w:after="160" w:before="240" w:line="240" w:lineRule="auto"/>
+        <w:rPr/>
+      </w:pPr>
+      <w:r>
+        <w:rPr>
+          <w:rFonts w:ascii="Arial Unicode MS" w:cs="Arial Unicode MS" w:eastAsia="Arial Unicode MS" w:hAnsi="Arial Unicode MS"/>
+          <w:rtl w:val="0"/>
+        </w:rPr>
+        <w:t xml:space="preserve">        ↓              ↓              ↓</w:t>
+      </w:r>
+    </w:p>
+    <w:p>
+      <w:pPr>
+        <w:spacing w:after="160" w:before="240" w:line="240" w:lineRule="auto"/>
+        <w:rPr/>
+      </w:pPr>
+      <w:r>
+        <w:rPr>
+          <w:rtl w:val="0"/>
+        </w:rPr>
+        <w:t xml:space="preserve">     VLAN 10        VLAN 20        VLAN 30</w:t>
+      </w:r>
+    </w:p>
+    <w:p>
+      <w:pPr>
+        <w:spacing w:after="160" w:before="240" w:line="240" w:lineRule="auto"/>
+        <w:rPr/>
+      </w:pPr>
+      <w:r>
+        <w:rPr>
+          <w:rtl w:val="0"/>
+        </w:rPr>
+        <w:t xml:space="preserve">     CONTROL       HMI / SCADA      SERVERS</w:t>
+      </w:r>
+    </w:p>
+    <w:p>
+      <w:pPr>
+        <w:spacing w:after="160" w:before="240" w:line="240" w:lineRule="auto"/>
+        <w:rPr/>
+      </w:pPr>
+      <w:r>
+        <w:rPr>
+          <w:rtl w:val="0"/>
+        </w:rPr>
+        <w:t xml:space="preserve">        |              |              |</w:t>
+      </w:r>
+    </w:p>
+    <w:p>
+      <w:pPr>
+        <w:spacing w:after="160" w:before="240" w:line="240" w:lineRule="auto"/>
+        <w:rPr/>
+      </w:pPr>
+      <w:r>
+        <w:rPr>
+          <w:rtl w:val="0"/>
+        </w:rPr>
+        <w:t xml:space="preserve">       PLC            HMI         Historian</w:t>
+      </w:r>
+    </w:p>
+    <w:p>
+      <w:pPr>
+        <w:spacing w:after="160" w:before="240" w:line="240" w:lineRule="auto"/>
+        <w:rPr/>
+      </w:pPr>
+      <w:r>
+        <w:rPr>
+          <w:rtl w:val="0"/>
+        </w:rPr>
+        <w:t xml:space="preserve">       RTU          SCADA PC      Database</w:t>
+      </w:r>
+    </w:p>
+    <w:p>
+      <w:pPr>
+        <w:spacing w:after="160" w:before="240" w:line="240" w:lineRule="auto"/>
+        <w:rPr/>
+      </w:pPr>
+      <w:r>
+        <w:pict>
+          <v:rect style="width:0.0pt;height:1.5pt" o:hr="t" o:hrstd="t" o:hralign="center" fillcolor="#A0A0A0" stroked="f"/>
+        </w:pict>
+      </w:r>
+      <w:r>
+        <w:rPr>
+          <w:rtl w:val="0"/>
+        </w:rPr>
+      </w:r>
+    </w:p>
+    <w:p>
+      <w:pPr>
+        <w:pStyle w:val="Heading1"/>
+        <w:keepNext w:val="0"/>
+        <w:keepLines w:val="0"/>
+        <w:spacing w:before="480" w:line="240" w:lineRule="auto"/>
+        <w:rPr>
+          <w:b w:val="1"/>
+          <w:bCs w:val="1"/>
+          <w:sz w:val="46"/>
+          <w:szCs w:val="46"/>
+        </w:rPr>
+      </w:pPr>
+      <w:bookmarkStart w:colFirst="0" w:colLast="0" w:name="_qol9c5ds4uy4" w:id="9"/>
+      <w:bookmarkEnd w:id="9"/>
+      <w:r>
+        <w:rPr>
+          <w:b w:val="1"/>
+          <w:bCs w:val="1"/>
+          <w:sz w:val="46"/>
+          <w:szCs w:val="46"/>
+          <w:rtl w:val="0"/>
+        </w:rPr>
+        <w:t xml:space="preserve">🎯 Now explain the important concept</w:t>
+      </w:r>
+    </w:p>
+    <w:p>
+      <w:pPr>
+        <w:spacing w:after="240" w:before="240" w:line="240" w:lineRule="auto"/>
+        <w:ind w:left="600" w:right="600" w:firstLine="0"/>
+        <w:rPr/>
+      </w:pPr>
+      <w:r>
+        <w:rPr>
+          <w:rtl w:val="0"/>
+        </w:rPr>
+        <w:t xml:space="preserve">“Now here's the important thing.</w:t>
+      </w:r>
+    </w:p>
+    <w:p>
+      <w:pPr>
+        <w:spacing w:after="240" w:before="240" w:line="240" w:lineRule="auto"/>
+        <w:ind w:left="600" w:right="600" w:firstLine="0"/>
+        <w:rPr/>
+      </w:pPr>
+      <w:r>
+        <w:rPr>
+          <w:rtl w:val="0"/>
+        </w:rPr>
+        <w:t xml:space="preserve">These devices may be connected to the </w:t>
+      </w:r>
+      <w:r>
+        <w:rPr>
+          <w:b w:val="1"/>
+          <w:bCs w:val="1"/>
+          <w:rtl w:val="0"/>
+        </w:rPr>
+        <w:t xml:space="preserve">same physical switch</w:t>
+      </w:r>
+      <w:r>
+        <w:rPr>
+          <w:rtl w:val="0"/>
+        </w:rPr>
+        <w:t xml:space="preserve">, but logically they are separated into different VLANs.”</w:t>
+      </w:r>
+    </w:p>
+    <w:p>
+      <w:pPr>
+        <w:spacing w:after="240" w:before="240" w:line="240" w:lineRule="auto"/>
+        <w:rPr/>
+      </w:pPr>
+      <w:r>
+        <w:rPr>
+          <w:rtl w:val="0"/>
+        </w:rPr>
+        <w:t xml:space="preserve">This is the sentence I would emphasize.</w:t>
+      </w:r>
+    </w:p>
+    <w:p>
+      <w:pPr>
+        <w:spacing w:after="240" w:before="240" w:line="240" w:lineRule="auto"/>
+        <w:ind w:left="600" w:right="600" w:firstLine="0"/>
+        <w:rPr/>
+      </w:pPr>
+      <w:r>
+        <w:rPr>
+          <w:rtl w:val="0"/>
+        </w:rPr>
+        <w:t xml:space="preserve">“So VLAN is basically giving us </w:t>
+      </w:r>
+      <w:r>
+        <w:rPr>
+          <w:b w:val="1"/>
+          <w:bCs w:val="1"/>
+          <w:rtl w:val="0"/>
+        </w:rPr>
+        <w:t xml:space="preserve">logical separation over shared physical network infrastructure</w:t>
+      </w:r>
+      <w:r>
+        <w:rPr>
+          <w:rtl w:val="0"/>
+        </w:rPr>
+        <w:t xml:space="preserve">.”</w:t>
+      </w:r>
+    </w:p>
+    <w:p>
+      <w:pPr>
+        <w:spacing w:after="160" w:before="240" w:line="240" w:lineRule="auto"/>
+        <w:rPr/>
+      </w:pPr>
+      <w:r>
+        <w:pict>
+          <v:rect style="width:0.0pt;height:1.5pt" o:hr="t" o:hrstd="t" o:hralign="center" fillcolor="#A0A0A0" stroked="f"/>
+        </w:pict>
+      </w:r>
+      <w:r>
+        <w:rPr>
+          <w:rtl w:val="0"/>
+        </w:rPr>
+      </w:r>
+    </w:p>
+    <w:p>
+      <w:pPr>
+        <w:pStyle w:val="Heading1"/>
+        <w:keepNext w:val="0"/>
+        <w:keepLines w:val="0"/>
+        <w:spacing w:before="480" w:line="240" w:lineRule="auto"/>
+        <w:rPr>
+          <w:b w:val="1"/>
+          <w:bCs w:val="1"/>
+          <w:sz w:val="46"/>
+          <w:szCs w:val="46"/>
+        </w:rPr>
+      </w:pPr>
+      <w:bookmarkStart w:colFirst="0" w:colLast="0" w:name="_lx6v4ox5c24c" w:id="10"/>
+      <w:bookmarkEnd w:id="10"/>
+      <w:r>
+        <w:rPr>
+          <w:b w:val="1"/>
+          <w:bCs w:val="1"/>
+          <w:sz w:val="46"/>
+          <w:szCs w:val="46"/>
+          <w:rtl w:val="0"/>
+        </w:rPr>
+        <w:t xml:space="preserve">🚨 The practical failure scenario</w:t>
+      </w:r>
+    </w:p>
+    <w:p>
+      <w:pPr>
+        <w:spacing w:after="240" w:before="240" w:line="240" w:lineRule="auto"/>
+        <w:rPr/>
+      </w:pPr>
+      <w:r>
+        <w:rPr>
+          <w:rtl w:val="0"/>
+        </w:rPr>
+        <w:t xml:space="preserve">Suppose we have a PLC connected to a switch.</w:t>
+      </w:r>
+    </w:p>
+    <w:p>
+      <w:pPr>
+        <w:spacing w:after="240" w:before="240" w:line="240" w:lineRule="auto"/>
+        <w:rPr/>
+      </w:pPr>
+      <w:r>
+        <w:rPr>
+          <w:rtl w:val="0"/>
+        </w:rPr>
+        <w:t xml:space="preserve">The cable is connected and the </w:t>
+      </w:r>
+      <w:r>
+        <w:rPr>
+          <w:b w:val="1"/>
+          <w:bCs w:val="1"/>
+          <w:rtl w:val="0"/>
+        </w:rPr>
+        <w:t xml:space="preserve">switch light is green</w:t>
+      </w:r>
+      <w:r>
+        <w:rPr>
+          <w:rtl w:val="0"/>
+        </w:rPr>
+        <w:t xml:space="preserve">.</w:t>
+      </w:r>
+    </w:p>
+    <w:p>
+      <w:pPr>
+        <w:spacing w:after="240" w:before="240" w:line="240" w:lineRule="auto"/>
+        <w:rPr/>
+      </w:pPr>
+      <w:r>
+        <w:rPr>
+          <w:rtl w:val="0"/>
+        </w:rPr>
+        <w:t xml:space="preserve">So we know the PLC is physically connected.</w:t>
+      </w:r>
+    </w:p>
+    <w:p>
+      <w:pPr>
+        <w:spacing w:after="240" w:before="240" w:line="240" w:lineRule="auto"/>
+        <w:rPr/>
+      </w:pPr>
+      <w:r>
+        <w:rPr>
+          <w:rtl w:val="0"/>
+        </w:rPr>
+        <w:t xml:space="preserve">But imagine the PLC is connected to the </w:t>
+      </w:r>
+      <w:r>
+        <w:rPr>
+          <w:b w:val="1"/>
+          <w:bCs w:val="1"/>
+          <w:rtl w:val="0"/>
+        </w:rPr>
+        <w:t xml:space="preserve">wrong group</w:t>
+      </w:r>
+      <w:r>
+        <w:rPr>
+          <w:rtl w:val="0"/>
+        </w:rPr>
+        <w:t xml:space="preserve"> in the network.</w:t>
+      </w:r>
+    </w:p>
+    <w:p>
+      <w:pPr>
+        <w:spacing w:after="240" w:before="240" w:line="240" w:lineRule="auto"/>
+        <w:rPr/>
+      </w:pPr>
+      <w:r>
+        <w:rPr>
+          <w:rtl w:val="0"/>
+        </w:rPr>
+        <w:t xml:space="preserve">Then SCADA may still not be able to communicate with it.</w:t>
+      </w:r>
+    </w:p>
+    <w:p>
+      <w:pPr>
+        <w:spacing w:after="240" w:before="240" w:line="240" w:lineRule="auto"/>
+        <w:rPr/>
+      </w:pPr>
+      <w:r>
+        <w:rPr>
+          <w:rtl w:val="0"/>
+        </w:rPr>
+        <w:t xml:space="preserve">This is one of the problems VLANs help us manage.</w:t>
+      </w:r>
+    </w:p>
+    <w:p>
+      <w:pPr>
+        <w:spacing w:after="240" w:before="240" w:line="240" w:lineRule="auto"/>
+        <w:rPr/>
+      </w:pPr>
+      <w:r>
+        <w:rPr>
+          <w:rtl w:val="0"/>
+        </w:rPr>
+        <w:t xml:space="preserve">So remember:</w:t>
+      </w:r>
+    </w:p>
+    <w:p>
+      <w:pPr>
+        <w:spacing w:after="240" w:before="240" w:line="240" w:lineRule="auto"/>
+        <w:rPr/>
+      </w:pPr>
+      <w:r>
+        <w:rPr>
+          <w:b w:val="1"/>
+          <w:bCs w:val="1"/>
+          <w:rtl w:val="0"/>
+        </w:rPr>
+        <w:t xml:space="preserve">Green light only tells us that the cable is connected. It doesn't tell us that the PLC can communicate with SCADA.</w:t>
+      </w:r>
+      <w:r>
+        <w:rPr>
+          <w:rtl w:val="0"/>
+        </w:rPr>
+        <w:t xml:space="preserve">”</w:t>
+      </w:r>
+    </w:p>
+    <w:p>
+      <w:pPr>
+        <w:spacing w:after="240" w:before="240" w:line="240" w:lineRule="auto"/>
+        <w:ind w:left="600" w:right="600" w:firstLine="0"/>
+        <w:rPr/>
+      </w:pPr>
+      <w:r>
+        <w:rPr>
+          <w:rtl w:val="0"/>
+        </w:rPr>
+      </w:r>
+    </w:p>
+    <w:p>
+      <w:pPr>
+        <w:spacing w:after="240" w:before="240" w:line="240" w:lineRule="auto"/>
+        <w:ind w:left="600" w:right="600" w:firstLine="0"/>
+        <w:rPr/>
+      </w:pPr>
+      <w:r>
+        <w:rPr/>
+        <w:drawing>
+          <wp:inline distB="114300" distT="114300" distL="114300" distR="114300">
+            <wp:extent cx="5943600" cy="3365500"/>
+            <wp:effectExtent b="0" l="0" r="0" t="0"/>
+            <wp:docPr id="11" name="image7.png"/>
+            <a:graphic>
+              <a:graphicData uri="http://schemas.openxmlformats.org/drawingml/2006/picture">
+                <pic:pic>
+                  <pic:nvPicPr>
+                    <pic:cNvPr id="0" name="image7.png"/>
+                    <pic:cNvPicPr preferRelativeResize="0"/>
+                  </pic:nvPicPr>
+                  <pic:blipFill>
+                    <a:blip r:embed="rId14"/>
+                    <a:srcRect b="0" l="0" r="0" t="0"/>
+                    <a:stretch>
+                      <a:fillRect/>
+                    </a:stretch>
+                  </pic:blipFill>
+                  <pic:spPr>
+                    <a:xfrm>
+                      <a:off x="0" y="0"/>
+                      <a:ext cx="5943600" cy="3365500"/>
+                    </a:xfrm>
+                    <a:prstGeom prst="rect"/>
+                    <a:ln/>
+                  </pic:spPr>
+                </pic:pic>
+              </a:graphicData>
+            </a:graphic>
+          </wp:inline>
+        </w:drawing>
+      </w:r>
+      <w:r>
+        <w:rPr>
+          <w:rtl w:val="0"/>
+        </w:rPr>
+      </w:r>
+    </w:p>
+    <w:p>
+      <w:pPr>
+        <w:spacing w:after="240" w:before="240" w:line="240" w:lineRule="auto"/>
+        <w:ind w:left="600" w:right="600" w:firstLine="0"/>
+        <w:rPr/>
+      </w:pPr>
+      <w:r>
+        <w:rPr>
+          <w:rtl w:val="0"/>
+        </w:rPr>
+      </w:r>
+    </w:p>
+    <w:p>
+      <w:pPr>
+        <w:spacing w:after="240" w:before="240" w:line="240" w:lineRule="auto"/>
+        <w:rPr>
+          <w:b w:val="1"/>
+          <w:bCs w:val="1"/>
+        </w:rPr>
+      </w:pPr>
+      <w:r>
+        <w:rPr>
+          <w:b w:val="1"/>
+          <w:bCs w:val="1"/>
+          <w:rtl w:val="0"/>
+        </w:rPr>
+        <w:t xml:space="preserve">“Now let's talk about Wireshark.</w:t>
+      </w:r>
+    </w:p>
+    <w:p>
+      <w:pPr>
+        <w:spacing w:after="240" w:before="240" w:line="240" w:lineRule="auto"/>
+        <w:rPr/>
+      </w:pPr>
+      <w:r>
+        <w:rPr>
+          <w:rtl w:val="0"/>
+        </w:rPr>
+        <w:t xml:space="preserve">Wireshark is basically a tool that allows us to </w:t>
+      </w:r>
+      <w:r>
+        <w:rPr>
+          <w:b w:val="1"/>
+          <w:bCs w:val="1"/>
+          <w:rtl w:val="0"/>
+        </w:rPr>
+        <w:t xml:space="preserve">see what is actually happening inside the network</w:t>
+      </w:r>
+      <w:r>
+        <w:rPr>
+          <w:rtl w:val="0"/>
+        </w:rPr>
+        <w:t xml:space="preserve">.</w:t>
+      </w:r>
+    </w:p>
+    <w:p>
+      <w:pPr>
+        <w:spacing w:after="240" w:before="240" w:line="240" w:lineRule="auto"/>
+        <w:rPr/>
+      </w:pPr>
+      <w:r>
+        <w:rPr>
+          <w:rtl w:val="0"/>
+        </w:rPr>
+        <w:t xml:space="preserve">Normally, when we look at SCADA, we only see something like:</w:t>
+      </w:r>
+    </w:p>
+    <w:p>
+      <w:pPr>
+        <w:spacing w:after="240" w:before="240" w:line="240" w:lineRule="auto"/>
+        <w:rPr>
+          <w:b w:val="1"/>
+          <w:bCs w:val="1"/>
+        </w:rPr>
+      </w:pPr>
+      <w:r>
+        <w:rPr>
+          <w:rFonts w:ascii="Arial Unicode MS" w:cs="Arial Unicode MS" w:eastAsia="Arial Unicode MS" w:hAnsi="Arial Unicode MS"/>
+          <w:b w:val="1"/>
+          <w:bCs w:val="1"/>
+          <w:rtl w:val="0"/>
+        </w:rPr>
+        <w:t xml:space="preserve">PLC → SCADA → 78°C</w:t>
+      </w:r>
+    </w:p>
+    <w:p>
+      <w:pPr>
+        <w:spacing w:after="240" w:before="240" w:line="240" w:lineRule="auto"/>
+        <w:rPr/>
+      </w:pPr>
+      <w:r>
+        <w:rPr>
+          <w:rtl w:val="0"/>
+        </w:rPr>
+        <w:t xml:space="preserve">But if the SCADA is not receiving the value, we need to know </w:t>
+      </w:r>
+      <w:r>
+        <w:rPr>
+          <w:b w:val="1"/>
+          <w:bCs w:val="1"/>
+          <w:rtl w:val="0"/>
+        </w:rPr>
+        <w:t xml:space="preserve">where the communication is actually failing</w:t>
+      </w:r>
+      <w:r>
+        <w:rPr>
+          <w:rtl w:val="0"/>
+        </w:rPr>
+        <w:t xml:space="preserve">.</w:t>
+      </w:r>
+    </w:p>
+    <w:p>
+      <w:pPr>
+        <w:spacing w:after="240" w:before="240" w:line="240" w:lineRule="auto"/>
+        <w:rPr/>
+      </w:pPr>
+      <w:r>
+        <w:rPr>
+          <w:rtl w:val="0"/>
+        </w:rPr>
+        <w:t xml:space="preserve">We can open Wireshark and capture the network traffic.</w:t>
+      </w:r>
+    </w:p>
+    <w:p>
+      <w:pPr>
+        <w:spacing w:after="240" w:before="240" w:line="240" w:lineRule="auto"/>
+        <w:rPr/>
+      </w:pPr>
+      <w:r>
+        <w:rPr>
+          <w:rtl w:val="0"/>
+        </w:rPr>
+        <w:t xml:space="preserve">First, we can check the </w:t>
+      </w:r>
+      <w:r>
+        <w:rPr>
+          <w:b w:val="1"/>
+          <w:bCs w:val="1"/>
+          <w:rtl w:val="0"/>
+        </w:rPr>
+        <w:t xml:space="preserve">Ethernet layer</w:t>
+      </w:r>
+      <w:r>
+        <w:rPr>
+          <w:rtl w:val="0"/>
+        </w:rPr>
+        <w:t xml:space="preserve">.</w:t>
+        <w:br w:type="textWrapping"/>
+        <w:t xml:space="preserve">Here we can see the source and destination MAC addresses.</w:t>
+      </w:r>
+    </w:p>
+    <w:p>
+      <w:pPr>
+        <w:spacing w:after="240" w:before="240" w:line="240" w:lineRule="auto"/>
+        <w:rPr/>
+      </w:pPr>
+      <w:r>
+        <w:rPr>
+          <w:rtl w:val="0"/>
+        </w:rPr>
+        <w:t xml:space="preserve">Then we check the </w:t>
+      </w:r>
+      <w:r>
+        <w:rPr>
+          <w:b w:val="1"/>
+          <w:bCs w:val="1"/>
+          <w:rtl w:val="0"/>
+        </w:rPr>
+        <w:t xml:space="preserve">IP layer</w:t>
+      </w:r>
+      <w:r>
+        <w:rPr>
+          <w:rtl w:val="0"/>
+        </w:rPr>
+        <w:t xml:space="preserve">.</w:t>
+        <w:br w:type="textWrapping"/>
+        <w:t xml:space="preserve">For example, we can confirm whether the PLC IP is actually communicating with the SCADA server IP.</w:t>
+      </w:r>
+    </w:p>
+    <w:p>
+      <w:pPr>
+        <w:spacing w:after="240" w:before="240" w:line="240" w:lineRule="auto"/>
+        <w:rPr/>
+      </w:pPr>
+      <w:r>
+        <w:rPr>
+          <w:rtl w:val="0"/>
+        </w:rPr>
+        <w:t xml:space="preserve">Then we check </w:t>
+      </w:r>
+      <w:r>
+        <w:rPr>
+          <w:b w:val="1"/>
+          <w:bCs w:val="1"/>
+          <w:rtl w:val="0"/>
+        </w:rPr>
+        <w:t xml:space="preserve">TCP</w:t>
+      </w:r>
+      <w:r>
+        <w:rPr>
+          <w:rtl w:val="0"/>
+        </w:rPr>
+        <w:t xml:space="preserve">.</w:t>
+        <w:br w:type="textWrapping"/>
+        <w:t xml:space="preserve">For example, Modbus TCP normally uses </w:t>
+      </w:r>
+      <w:r>
+        <w:rPr>
+          <w:b w:val="1"/>
+          <w:bCs w:val="1"/>
+          <w:rtl w:val="0"/>
+        </w:rPr>
+        <w:t xml:space="preserve">port 502</w:t>
+      </w:r>
+      <w:r>
+        <w:rPr>
+          <w:rtl w:val="0"/>
+        </w:rPr>
+        <w:t xml:space="preserve">.</w:t>
+      </w:r>
+    </w:p>
+    <w:p>
+      <w:pPr>
+        <w:spacing w:after="240" w:before="240" w:line="240" w:lineRule="auto"/>
+        <w:rPr/>
+      </w:pPr>
+      <w:r>
+        <w:rPr>
+          <w:rtl w:val="0"/>
+        </w:rPr>
+        <w:t xml:space="preserve">So if we see the connection being established, we know that the TCP communication is working.</w:t>
+      </w:r>
+    </w:p>
+    <w:p>
+      <w:pPr>
+        <w:spacing w:after="240" w:before="240" w:line="240" w:lineRule="auto"/>
+        <w:rPr/>
+      </w:pPr>
+      <w:r>
+        <w:rPr>
+          <w:rtl w:val="0"/>
+        </w:rPr>
+        <w:t xml:space="preserve">Finally, we can look at the </w:t>
+      </w:r>
+      <w:r>
+        <w:rPr>
+          <w:b w:val="1"/>
+          <w:bCs w:val="1"/>
+          <w:rtl w:val="0"/>
+        </w:rPr>
+        <w:t xml:space="preserve">application layer</w:t>
+      </w:r>
+      <w:r>
+        <w:rPr>
+          <w:rtl w:val="0"/>
+        </w:rPr>
+        <w:t xml:space="preserve"> and check whether the actual Modbus communication and responses are coming correctly.</w:t>
+      </w:r>
+    </w:p>
+    <w:p>
+      <w:pPr>
+        <w:spacing w:after="240" w:before="240" w:line="240" w:lineRule="auto"/>
+        <w:rPr/>
+      </w:pPr>
+      <w:r>
+        <w:rPr>
+          <w:rtl w:val="0"/>
+        </w:rPr>
+        <w:t xml:space="preserve">For example:</w:t>
+      </w:r>
+    </w:p>
+    <w:p>
+      <w:pPr>
+        <w:spacing w:after="240" w:before="240" w:line="240" w:lineRule="auto"/>
+        <w:rPr>
+          <w:b w:val="1"/>
+          <w:bCs w:val="1"/>
+        </w:rPr>
+      </w:pPr>
+      <w:r>
+        <w:rPr>
+          <w:rFonts w:ascii="Arial Unicode MS" w:cs="Arial Unicode MS" w:eastAsia="Arial Unicode MS" w:hAnsi="Arial Unicode MS"/>
+          <w:b w:val="1"/>
+          <w:bCs w:val="1"/>
+          <w:rtl w:val="0"/>
+        </w:rPr>
+        <w:t xml:space="preserve">PLC → 78°C → Modbus packet → Network → SCADA</w:t>
+      </w:r>
+    </w:p>
+    <w:p>
+      <w:pPr>
+        <w:spacing w:after="240" w:before="240" w:line="240" w:lineRule="auto"/>
+        <w:rPr/>
+      </w:pPr>
+      <w:r>
+        <w:rPr>
+          <w:rtl w:val="0"/>
+        </w:rPr>
+        <w:t xml:space="preserve">Wireshark allows us to see those packets instead of guessing.</w:t>
+      </w:r>
+    </w:p>
+    <w:p>
+      <w:pPr>
+        <w:spacing w:after="240" w:before="240" w:line="240" w:lineRule="auto"/>
+        <w:rPr/>
+      </w:pPr>
+      <w:r>
+        <w:rPr>
+          <w:rtl w:val="0"/>
+        </w:rPr>
+        <w:t xml:space="preserve">There are also some very useful signs.</w:t>
+      </w:r>
+    </w:p>
+    <w:p>
+      <w:pPr>
+        <w:spacing w:after="240" w:before="240" w:line="240" w:lineRule="auto"/>
+        <w:rPr/>
+      </w:pPr>
+      <w:r>
+        <w:rPr>
+          <w:rtl w:val="0"/>
+        </w:rPr>
+        <w:t xml:space="preserve">If we see </w:t>
+      </w:r>
+      <w:r>
+        <w:rPr>
+          <w:b w:val="1"/>
+          <w:bCs w:val="1"/>
+          <w:rtl w:val="0"/>
+        </w:rPr>
+        <w:t xml:space="preserve">TCP RST</w:t>
+      </w:r>
+      <w:r>
+        <w:rPr>
+          <w:rtl w:val="0"/>
+        </w:rPr>
+        <w:t xml:space="preserve">, it means the connection was actively refused.</w:t>
+      </w:r>
+    </w:p>
+    <w:p>
+      <w:pPr>
+        <w:spacing w:after="240" w:before="240" w:line="240" w:lineRule="auto"/>
+        <w:rPr/>
+      </w:pPr>
+      <w:r>
+        <w:rPr>
+          <w:rtl w:val="0"/>
+        </w:rPr>
+        <w:t xml:space="preserve">If we see </w:t>
+      </w:r>
+      <w:r>
+        <w:rPr>
+          <w:b w:val="1"/>
+          <w:bCs w:val="1"/>
+          <w:rtl w:val="0"/>
+        </w:rPr>
+        <w:t xml:space="preserve">SYN but no SYN-ACK</w:t>
+      </w:r>
+      <w:r>
+        <w:rPr>
+          <w:rtl w:val="0"/>
+        </w:rPr>
+        <w:t xml:space="preserve">, something may be blocking the connection, such as a firewall.</w:t>
+      </w:r>
+    </w:p>
+    <w:p>
+      <w:pPr>
+        <w:spacing w:after="240" w:before="240" w:line="240" w:lineRule="auto"/>
+        <w:rPr/>
+      </w:pPr>
+      <w:r>
+        <w:rPr>
+          <w:rtl w:val="0"/>
+        </w:rPr>
+        <w:t xml:space="preserve">If we see many </w:t>
+      </w:r>
+      <w:r>
+        <w:rPr>
+          <w:b w:val="1"/>
+          <w:bCs w:val="1"/>
+          <w:rtl w:val="0"/>
+        </w:rPr>
+        <w:t xml:space="preserve">retransmissions</w:t>
+      </w:r>
+      <w:r>
+        <w:rPr>
+          <w:rtl w:val="0"/>
+        </w:rPr>
+        <w:t xml:space="preserve">, it can indicate packet loss or network problems.</w:t>
+      </w:r>
+    </w:p>
+    <w:p>
+      <w:pPr>
+        <w:spacing w:after="240" w:before="240" w:line="240" w:lineRule="auto"/>
+        <w:rPr/>
+      </w:pPr>
+      <w:r>
+        <w:rPr>
+          <w:rtl w:val="0"/>
+        </w:rPr>
+        <w:t xml:space="preserve">So the simple idea is:</w:t>
+      </w:r>
+    </w:p>
+    <w:p>
+      <w:pPr>
+        <w:spacing w:after="240" w:before="240" w:line="240" w:lineRule="auto"/>
+        <w:rPr>
+          <w:b w:val="1"/>
+          <w:bCs w:val="1"/>
+        </w:rPr>
+      </w:pPr>
+      <w:r>
+        <w:rPr>
+          <w:b w:val="1"/>
+          <w:bCs w:val="1"/>
+          <w:rtl w:val="0"/>
+        </w:rPr>
+        <w:t xml:space="preserve">Ping tells us that the device is reachable.</w:t>
+        <w:br w:type="textWrapping"/>
+        <w:t xml:space="preserve">Wireshark tells us what is actually happening to the packets.</w:t>
+      </w:r>
+    </w:p>
+    <w:p>
+      <w:pPr>
+        <w:spacing w:after="240" w:before="240" w:line="240" w:lineRule="auto"/>
+        <w:rPr/>
+      </w:pPr>
+      <w:r>
+        <w:rPr>
+          <w:rtl w:val="0"/>
+        </w:rPr>
+        <w:t xml:space="preserve">That is why Wireshark is very useful when troubleshooting a SCADA network.”</w:t>
+      </w:r>
+    </w:p>
+    <w:p>
+      <w:pPr>
+        <w:spacing w:after="240" w:before="240" w:line="240" w:lineRule="auto"/>
+        <w:ind w:left="0" w:right="600" w:firstLine="0"/>
+        <w:rPr/>
+      </w:pPr>
+      <w:r>
+        <w:rPr/>
+        <w:drawing>
+          <wp:inline distB="114300" distT="114300" distL="114300" distR="114300">
+            <wp:extent cx="5943600" cy="3340100"/>
+            <wp:effectExtent b="0" l="0" r="0" t="0"/>
+            <wp:docPr id="8" name="image9.png"/>
+            <a:graphic>
+              <a:graphicData uri="http://schemas.openxmlformats.org/drawingml/2006/picture">
+                <pic:pic>
+                  <pic:nvPicPr>
+                    <pic:cNvPr id="0" name="image9.png"/>
+                    <pic:cNvPicPr preferRelativeResize="0"/>
+                  </pic:nvPicPr>
+                  <pic:blipFill>
+                    <a:blip r:embed="rId15"/>
+                    <a:srcRect b="0" l="0" r="0" t="0"/>
+                    <a:stretch>
+                      <a:fillRect/>
+                    </a:stretch>
+                  </pic:blipFill>
+                  <pic:spPr>
+                    <a:xfrm>
+                      <a:off x="0" y="0"/>
+                      <a:ext cx="5943600" cy="3340100"/>
+                    </a:xfrm>
+                    <a:prstGeom prst="rect"/>
+                    <a:ln/>
+                  </pic:spPr>
+                </pic:pic>
+              </a:graphicData>
+            </a:graphic>
+          </wp:inline>
+        </w:drawing>
+      </w:r>
+      <w:r>
+        <w:rPr>
+          <w:rtl w:val="0"/>
+        </w:rPr>
+      </w:r>
+    </w:p>
+    <w:p>
+      <w:pPr>
+        <w:spacing w:after="240" w:before="240" w:line="240" w:lineRule="auto"/>
+        <w:rPr/>
+      </w:pPr>
+      <w:r>
+        <w:rPr>
+          <w:rtl w:val="0"/>
+        </w:rPr>
+      </w:r>
+    </w:p>
+    <w:p>
+      <w:pPr>
+        <w:pStyle w:val="Heading3"/>
+        <w:keepNext w:val="0"/>
+        <w:keepLines w:val="0"/>
+        <w:spacing w:before="280" w:line="240" w:lineRule="auto"/>
+        <w:rPr>
+          <w:b w:val="1"/>
+          <w:bCs w:val="1"/>
+          <w:color w:val="000000"/>
+          <w:sz w:val="26"/>
+          <w:szCs w:val="26"/>
+        </w:rPr>
+      </w:pPr>
+      <w:bookmarkStart w:colFirst="0" w:colLast="0" w:name="_8pnshzgjkydv" w:id="11"/>
+      <w:bookmarkEnd w:id="11"/>
+      <w:r>
+        <w:rPr>
+          <w:b w:val="1"/>
+          <w:bCs w:val="1"/>
+          <w:color w:val="000000"/>
+          <w:sz w:val="26"/>
+          <w:szCs w:val="26"/>
+          <w:rtl w:val="0"/>
+        </w:rPr>
+        <w:t xml:space="preserve">Redundancy — Opening</w:t>
+      </w:r>
+    </w:p>
+    <w:p>
+      <w:pPr>
+        <w:spacing w:after="240" w:before="240" w:line="240" w:lineRule="auto"/>
+        <w:ind w:left="600" w:right="600" w:firstLine="0"/>
+        <w:rPr/>
+      </w:pPr>
+      <w:r>
+        <w:rPr>
+          <w:rtl w:val="0"/>
+        </w:rPr>
+        <w:t xml:space="preserve">“Now let's talk about network redundancy.</w:t>
+      </w:r>
+    </w:p>
+    <w:p>
+      <w:pPr>
+        <w:spacing w:after="240" w:before="240" w:line="240" w:lineRule="auto"/>
+        <w:ind w:left="600" w:right="600" w:firstLine="0"/>
+        <w:rPr>
+          <w:b w:val="1"/>
+          <w:bCs w:val="1"/>
+        </w:rPr>
+      </w:pPr>
+      <w:r>
+        <w:rPr>
+          <w:rtl w:val="0"/>
+        </w:rPr>
+        <w:t xml:space="preserve">First, we ask one simple question: </w:t>
+      </w:r>
+      <w:r>
+        <w:rPr>
+          <w:b w:val="1"/>
+          <w:bCs w:val="1"/>
+          <w:rtl w:val="0"/>
+        </w:rPr>
+        <w:t xml:space="preserve">what failure do we want to survive?</w:t>
+      </w:r>
+    </w:p>
+    <w:p>
+      <w:pPr>
+        <w:spacing w:after="240" w:before="240" w:line="240" w:lineRule="auto"/>
+        <w:ind w:left="600" w:right="600" w:firstLine="0"/>
+        <w:rPr/>
+      </w:pPr>
+      <w:r>
+        <w:rPr>
+          <w:rtl w:val="0"/>
+        </w:rPr>
+        <w:t xml:space="preserve">For example, if one network cable breaks, we still want our PLC and SCADA to communicate.</w:t>
+      </w:r>
+    </w:p>
+    <w:p>
+      <w:pPr>
+        <w:spacing w:after="240" w:before="240" w:line="240" w:lineRule="auto"/>
+        <w:ind w:left="600" w:right="600" w:firstLine="0"/>
+        <w:rPr/>
+      </w:pPr>
+      <w:r>
+        <w:rPr>
+          <w:rtl w:val="0"/>
+        </w:rPr>
+        <w:t xml:space="preserve">That's why we use redundancy.”</w:t>
+      </w:r>
+    </w:p>
+    <w:p>
+      <w:pPr>
+        <w:pStyle w:val="Heading3"/>
+        <w:keepNext w:val="0"/>
+        <w:keepLines w:val="0"/>
+        <w:spacing w:before="280" w:line="240" w:lineRule="auto"/>
+        <w:rPr>
+          <w:b w:val="1"/>
+          <w:bCs w:val="1"/>
+          <w:color w:val="000000"/>
+          <w:sz w:val="26"/>
+          <w:szCs w:val="26"/>
+        </w:rPr>
+      </w:pPr>
+      <w:bookmarkStart w:colFirst="0" w:colLast="0" w:name="_mencxt57dvo3" w:id="12"/>
+      <w:bookmarkEnd w:id="12"/>
+      <w:r>
+        <w:rPr>
+          <w:b w:val="1"/>
+          <w:bCs w:val="1"/>
+          <w:color w:val="000000"/>
+          <w:sz w:val="26"/>
+          <w:szCs w:val="26"/>
+          <w:rtl w:val="0"/>
+        </w:rPr>
+        <w:t xml:space="preserve">RSTP</w:t>
+      </w:r>
+    </w:p>
+    <w:p>
+      <w:pPr>
+        <w:spacing w:after="240" w:before="240" w:line="240" w:lineRule="auto"/>
+        <w:ind w:left="600" w:right="600" w:firstLine="0"/>
+        <w:rPr/>
+      </w:pPr>
+      <w:r>
+        <w:rPr>
+          <w:rtl w:val="0"/>
+        </w:rPr>
+        <w:t xml:space="preserve">“RSTP, or Rapid Spanning Tree Protocol, prevents network loops and keeps another path available.</w:t>
+      </w:r>
+    </w:p>
+    <w:p>
+      <w:pPr>
+        <w:spacing w:after="240" w:before="240" w:line="240" w:lineRule="auto"/>
+        <w:ind w:left="600" w:right="600" w:firstLine="0"/>
+        <w:rPr/>
+      </w:pPr>
+      <w:r>
+        <w:rPr>
+          <w:rtl w:val="0"/>
+        </w:rPr>
+        <w:t xml:space="preserve">If the main path fails, traffic can use the backup path.</w:t>
+      </w:r>
+    </w:p>
+    <w:p>
+      <w:pPr>
+        <w:spacing w:after="240" w:before="240" w:line="240" w:lineRule="auto"/>
+        <w:ind w:left="600" w:right="600" w:firstLine="0"/>
+        <w:rPr/>
+      </w:pPr>
+      <w:r>
+        <w:rPr>
+          <w:rtl w:val="0"/>
+        </w:rPr>
+        <w:t xml:space="preserve">So, </w:t>
+      </w:r>
+      <w:r>
+        <w:rPr>
+          <w:b w:val="1"/>
+          <w:bCs w:val="1"/>
+          <w:rtl w:val="0"/>
+        </w:rPr>
+        <w:t xml:space="preserve">RSTP means backup path with loop prevention.</w:t>
+      </w:r>
+      <w:r>
+        <w:rPr>
+          <w:rtl w:val="0"/>
+        </w:rPr>
+        <w:t xml:space="preserve">”</w:t>
+      </w:r>
+    </w:p>
+    <w:p>
+      <w:pPr>
+        <w:pStyle w:val="Heading3"/>
+        <w:keepNext w:val="0"/>
+        <w:keepLines w:val="0"/>
+        <w:spacing w:before="280" w:line="240" w:lineRule="auto"/>
+        <w:rPr>
+          <w:b w:val="1"/>
+          <w:bCs w:val="1"/>
+          <w:color w:val="000000"/>
+          <w:sz w:val="26"/>
+          <w:szCs w:val="26"/>
+        </w:rPr>
+      </w:pPr>
+      <w:bookmarkStart w:colFirst="0" w:colLast="0" w:name="_8m7opu5kvwmm" w:id="13"/>
+      <w:bookmarkEnd w:id="13"/>
+      <w:r>
+        <w:rPr>
+          <w:b w:val="1"/>
+          <w:bCs w:val="1"/>
+          <w:color w:val="000000"/>
+          <w:sz w:val="26"/>
+          <w:szCs w:val="26"/>
+          <w:rtl w:val="0"/>
+        </w:rPr>
+        <w:t xml:space="preserve">MRP</w:t>
+      </w:r>
+    </w:p>
+    <w:p>
+      <w:pPr>
+        <w:spacing w:after="240" w:before="240" w:line="240" w:lineRule="auto"/>
+        <w:ind w:left="600" w:right="600" w:firstLine="0"/>
+        <w:rPr/>
+      </w:pPr>
+      <w:r>
+        <w:rPr>
+          <w:rtl w:val="0"/>
+        </w:rPr>
+        <w:t xml:space="preserve">“MRP, or Media Redundancy Protocol, is used mainly for industrial Ethernet rings.</w:t>
+      </w:r>
+    </w:p>
+    <w:p>
+      <w:pPr>
+        <w:spacing w:after="240" w:before="240" w:line="240" w:lineRule="auto"/>
+        <w:ind w:left="600" w:right="600" w:firstLine="0"/>
+        <w:rPr/>
+      </w:pPr>
+      <w:r>
+        <w:rPr>
+          <w:rtl w:val="0"/>
+        </w:rPr>
+        <w:t xml:space="preserve">If one cable in the ring breaks, communication can continue through the other side.</w:t>
+      </w:r>
+    </w:p>
+    <w:p>
+      <w:pPr>
+        <w:spacing w:after="240" w:before="240" w:line="240" w:lineRule="auto"/>
+        <w:ind w:left="600" w:right="600" w:firstLine="0"/>
+        <w:rPr/>
+      </w:pPr>
+      <w:r>
+        <w:rPr>
+          <w:rtl w:val="0"/>
+        </w:rPr>
+        <w:t xml:space="preserve">So, </w:t>
+      </w:r>
+      <w:r>
+        <w:rPr>
+          <w:b w:val="1"/>
+          <w:bCs w:val="1"/>
+          <w:rtl w:val="0"/>
+        </w:rPr>
+        <w:t xml:space="preserve">MRP means industrial ring redundancy.</w:t>
+      </w:r>
+      <w:r>
+        <w:rPr>
+          <w:rtl w:val="0"/>
+        </w:rPr>
+        <w:t xml:space="preserve">”</w:t>
+      </w:r>
+    </w:p>
+    <w:p>
+      <w:pPr>
+        <w:pStyle w:val="Heading3"/>
+        <w:keepNext w:val="0"/>
+        <w:keepLines w:val="0"/>
+        <w:spacing w:before="280" w:line="240" w:lineRule="auto"/>
+        <w:rPr>
+          <w:b w:val="1"/>
+          <w:bCs w:val="1"/>
+          <w:color w:val="000000"/>
+          <w:sz w:val="26"/>
+          <w:szCs w:val="26"/>
+        </w:rPr>
+      </w:pPr>
+      <w:bookmarkStart w:colFirst="0" w:colLast="0" w:name="_9vnr7e51i66n" w:id="14"/>
+      <w:bookmarkEnd w:id="14"/>
+      <w:r>
+        <w:rPr>
+          <w:b w:val="1"/>
+          <w:bCs w:val="1"/>
+          <w:color w:val="000000"/>
+          <w:sz w:val="26"/>
+          <w:szCs w:val="26"/>
+          <w:rtl w:val="0"/>
+        </w:rPr>
+        <w:t xml:space="preserve">PRP</w:t>
+      </w:r>
+    </w:p>
+    <w:p>
+      <w:pPr>
+        <w:spacing w:after="240" w:before="240" w:line="240" w:lineRule="auto"/>
+        <w:ind w:left="600" w:right="600" w:firstLine="0"/>
+        <w:rPr/>
+      </w:pPr>
+      <w:r>
+        <w:rPr>
+          <w:rtl w:val="0"/>
+        </w:rPr>
+        <w:t xml:space="preserve">“PRP, or Parallel Redundancy Protocol, uses two independent networks.</w:t>
+      </w:r>
+    </w:p>
+    <w:p>
+      <w:pPr>
+        <w:spacing w:after="240" w:before="240" w:line="240" w:lineRule="auto"/>
+        <w:ind w:left="600" w:right="600" w:firstLine="0"/>
+        <w:rPr/>
+      </w:pPr>
+      <w:r>
+        <w:rPr>
+          <w:rtl w:val="0"/>
+        </w:rPr>
+        <w:t xml:space="preserve">The same data is sent through both networks.</w:t>
+      </w:r>
+    </w:p>
+    <w:p>
+      <w:pPr>
+        <w:spacing w:after="240" w:before="240" w:line="240" w:lineRule="auto"/>
+        <w:ind w:left="600" w:right="600" w:firstLine="0"/>
+        <w:rPr/>
+      </w:pPr>
+      <w:r>
+        <w:rPr>
+          <w:rtl w:val="0"/>
+        </w:rPr>
+        <w:t xml:space="preserve">If one network fails, the other can still deliver the data.</w:t>
+      </w:r>
+    </w:p>
+    <w:p>
+      <w:pPr>
+        <w:spacing w:after="240" w:before="240" w:line="240" w:lineRule="auto"/>
+        <w:ind w:left="600" w:right="600" w:firstLine="0"/>
+        <w:rPr/>
+      </w:pPr>
+      <w:r>
+        <w:rPr>
+          <w:rtl w:val="0"/>
+        </w:rPr>
+        <w:t xml:space="preserve">So, </w:t>
+      </w:r>
+      <w:r>
+        <w:rPr>
+          <w:b w:val="1"/>
+          <w:bCs w:val="1"/>
+          <w:rtl w:val="0"/>
+        </w:rPr>
+        <w:t xml:space="preserve">PRP means two networks working in parallel.</w:t>
+      </w:r>
+      <w:r>
+        <w:rPr>
+          <w:rtl w:val="0"/>
+        </w:rPr>
+        <w:t xml:space="preserve">”</w:t>
+      </w:r>
+    </w:p>
+    <w:p>
+      <w:pPr>
+        <w:pStyle w:val="Heading3"/>
+        <w:keepNext w:val="0"/>
+        <w:keepLines w:val="0"/>
+        <w:spacing w:before="280" w:line="240" w:lineRule="auto"/>
+        <w:rPr>
+          <w:b w:val="1"/>
+          <w:bCs w:val="1"/>
+          <w:color w:val="000000"/>
+          <w:sz w:val="26"/>
+          <w:szCs w:val="26"/>
+        </w:rPr>
+      </w:pPr>
+      <w:bookmarkStart w:colFirst="0" w:colLast="0" w:name="_pw8qtywz1f6" w:id="15"/>
+      <w:bookmarkEnd w:id="15"/>
+      <w:r>
+        <w:rPr>
+          <w:b w:val="1"/>
+          <w:bCs w:val="1"/>
+          <w:color w:val="000000"/>
+          <w:sz w:val="26"/>
+          <w:szCs w:val="26"/>
+          <w:rtl w:val="0"/>
+        </w:rPr>
+        <w:t xml:space="preserve">HSR</w:t>
+      </w:r>
+    </w:p>
+    <w:p>
+      <w:pPr>
+        <w:spacing w:after="240" w:before="240" w:line="240" w:lineRule="auto"/>
+        <w:ind w:left="600" w:right="600" w:firstLine="0"/>
+        <w:rPr/>
+      </w:pPr>
+      <w:r>
+        <w:rPr>
+          <w:rtl w:val="0"/>
+        </w:rPr>
+        <w:t xml:space="preserve">“HSR means High-availability Seamless Redundancy.</w:t>
+      </w:r>
+    </w:p>
+    <w:p>
+      <w:pPr>
+        <w:spacing w:after="240" w:before="240" w:line="240" w:lineRule="auto"/>
+        <w:ind w:left="600" w:right="600" w:firstLine="0"/>
+        <w:rPr/>
+      </w:pPr>
+      <w:r>
+        <w:rPr>
+          <w:rtl w:val="0"/>
+        </w:rPr>
+        <w:t xml:space="preserve">It uses a redundant ring so data can still reach the destination if one path fails.</w:t>
+      </w:r>
+    </w:p>
+    <w:p>
+      <w:pPr>
+        <w:spacing w:after="240" w:before="240" w:line="240" w:lineRule="auto"/>
+        <w:ind w:left="600" w:right="600" w:firstLine="0"/>
+        <w:rPr/>
+      </w:pPr>
+      <w:r>
+        <w:rPr>
+          <w:rtl w:val="0"/>
+        </w:rPr>
+        <w:t xml:space="preserve">So, </w:t>
+      </w:r>
+      <w:r>
+        <w:rPr>
+          <w:b w:val="1"/>
+          <w:bCs w:val="1"/>
+          <w:rtl w:val="0"/>
+        </w:rPr>
+        <w:t xml:space="preserve">HSR means seamless ring redundancy.</w:t>
+      </w:r>
+      <w:r>
+        <w:rPr>
+          <w:rtl w:val="0"/>
+        </w:rPr>
+        <w:t xml:space="preserve">”</w:t>
+      </w:r>
+    </w:p>
+    <w:p>
+      <w:pPr>
+        <w:pStyle w:val="Heading3"/>
+        <w:keepNext w:val="0"/>
+        <w:keepLines w:val="0"/>
+        <w:spacing w:before="280" w:line="240" w:lineRule="auto"/>
+        <w:rPr>
+          <w:b w:val="1"/>
+          <w:bCs w:val="1"/>
+          <w:color w:val="000000"/>
+          <w:sz w:val="26"/>
+          <w:szCs w:val="26"/>
+        </w:rPr>
+      </w:pPr>
+      <w:bookmarkStart w:colFirst="0" w:colLast="0" w:name="_xow454zafffa" w:id="16"/>
+      <w:bookmarkEnd w:id="16"/>
+      <w:r>
+        <w:rPr>
+          <w:b w:val="1"/>
+          <w:bCs w:val="1"/>
+          <w:color w:val="000000"/>
+          <w:sz w:val="26"/>
+          <w:szCs w:val="26"/>
+          <w:rtl w:val="0"/>
+        </w:rPr>
+        <w:t xml:space="preserve">DLR</w:t>
+      </w:r>
+    </w:p>
+    <w:p>
+      <w:pPr>
+        <w:spacing w:after="240" w:before="240" w:line="240" w:lineRule="auto"/>
+        <w:ind w:left="600" w:right="600" w:firstLine="0"/>
+        <w:rPr/>
+      </w:pPr>
+      <w:r>
+        <w:rPr>
+          <w:rtl w:val="0"/>
+        </w:rPr>
+        <w:t xml:space="preserve">“DLR means Device Level Ring.</w:t>
+      </w:r>
+    </w:p>
+    <w:p>
+      <w:pPr>
+        <w:spacing w:after="240" w:before="240" w:line="240" w:lineRule="auto"/>
+        <w:ind w:left="600" w:right="600" w:firstLine="0"/>
+        <w:rPr/>
+      </w:pPr>
+      <w:r>
+        <w:rPr>
+          <w:rtl w:val="0"/>
+        </w:rPr>
+        <w:t xml:space="preserve">It connects industrial devices in a ring.</w:t>
+      </w:r>
+    </w:p>
+    <w:p>
+      <w:pPr>
+        <w:spacing w:after="240" w:before="240" w:line="240" w:lineRule="auto"/>
+        <w:ind w:left="600" w:right="600" w:firstLine="0"/>
+        <w:rPr/>
+      </w:pPr>
+      <w:r>
+        <w:rPr>
+          <w:rtl w:val="0"/>
+        </w:rPr>
+        <w:t xml:space="preserve">If one link fails, communication can continue through the other direction.</w:t>
+      </w:r>
+    </w:p>
+    <w:p>
+      <w:pPr>
+        <w:spacing w:after="240" w:before="240" w:line="240" w:lineRule="auto"/>
+        <w:ind w:left="600" w:right="600" w:firstLine="0"/>
+        <w:rPr/>
+      </w:pPr>
+      <w:r>
+        <w:rPr>
+          <w:rtl w:val="0"/>
+        </w:rPr>
+        <w:t xml:space="preserve">So, </w:t>
+      </w:r>
+      <w:r>
+        <w:rPr>
+          <w:b w:val="1"/>
+          <w:bCs w:val="1"/>
+          <w:rtl w:val="0"/>
+        </w:rPr>
+        <w:t xml:space="preserve">DLR means redundancy at the device level.</w:t>
+      </w:r>
+      <w:r>
+        <w:rPr>
+          <w:rtl w:val="0"/>
+        </w:rPr>
+        <w:t xml:space="preserve">”</w:t>
+      </w:r>
+    </w:p>
+    <w:p>
+      <w:pPr>
+        <w:pStyle w:val="Heading3"/>
+        <w:keepNext w:val="0"/>
+        <w:keepLines w:val="0"/>
+        <w:spacing w:before="280" w:line="240" w:lineRule="auto"/>
+        <w:rPr>
+          <w:b w:val="1"/>
+          <w:bCs w:val="1"/>
+          <w:color w:val="000000"/>
+          <w:sz w:val="26"/>
+          <w:szCs w:val="26"/>
+        </w:rPr>
+      </w:pPr>
+      <w:bookmarkStart w:colFirst="0" w:colLast="0" w:name="_kuyjl6rdin7j" w:id="17"/>
+      <w:bookmarkEnd w:id="17"/>
+      <w:r>
+        <w:rPr>
+          <w:b w:val="1"/>
+          <w:bCs w:val="1"/>
+          <w:color w:val="000000"/>
+          <w:sz w:val="26"/>
+          <w:szCs w:val="26"/>
+          <w:rtl w:val="0"/>
+        </w:rPr>
+        <w:t xml:space="preserve">ERPS</w:t>
+      </w:r>
+    </w:p>
+    <w:p>
+      <w:pPr>
+        <w:spacing w:after="240" w:before="240" w:line="240" w:lineRule="auto"/>
+        <w:ind w:left="600" w:right="600" w:firstLine="0"/>
+        <w:rPr/>
+      </w:pPr>
+      <w:r>
+        <w:rPr>
+          <w:rtl w:val="0"/>
+        </w:rPr>
+        <w:t xml:space="preserve">“ERPS means Ethernet Ring Protection Switching.</w:t>
+      </w:r>
+    </w:p>
+    <w:p>
+      <w:pPr>
+        <w:spacing w:after="240" w:before="240" w:line="240" w:lineRule="auto"/>
+        <w:ind w:left="600" w:right="600" w:firstLine="0"/>
+        <w:rPr/>
+      </w:pPr>
+      <w:r>
+        <w:rPr>
+          <w:rtl w:val="0"/>
+        </w:rPr>
+        <w:t xml:space="preserve">It protects an Ethernet ring from a link failure by changing the traffic path.</w:t>
+      </w:r>
+    </w:p>
+    <w:p>
+      <w:pPr>
+        <w:spacing w:after="240" w:before="240" w:line="240" w:lineRule="auto"/>
+        <w:ind w:left="600" w:right="600" w:firstLine="0"/>
+        <w:rPr/>
+      </w:pPr>
+      <w:r>
+        <w:rPr>
+          <w:rtl w:val="0"/>
+        </w:rPr>
+        <w:t xml:space="preserve">So, </w:t>
+      </w:r>
+      <w:r>
+        <w:rPr>
+          <w:b w:val="1"/>
+          <w:bCs w:val="1"/>
+          <w:rtl w:val="0"/>
+        </w:rPr>
+        <w:t xml:space="preserve">ERPS means protection and fast recovery for an Ethernet ring.</w:t>
+      </w:r>
+      <w:r>
+        <w:rPr>
+          <w:rtl w:val="0"/>
+        </w:rPr>
+        <w:t xml:space="preserve">”</w:t>
+      </w:r>
+    </w:p>
+    <w:p>
+      <w:pPr>
+        <w:pStyle w:val="Heading3"/>
+        <w:keepNext w:val="0"/>
+        <w:keepLines w:val="0"/>
+        <w:spacing w:before="280" w:line="240" w:lineRule="auto"/>
+        <w:rPr>
+          <w:b w:val="1"/>
+          <w:bCs w:val="1"/>
+          <w:color w:val="000000"/>
+          <w:sz w:val="26"/>
+          <w:szCs w:val="26"/>
+        </w:rPr>
+      </w:pPr>
+      <w:bookmarkStart w:colFirst="0" w:colLast="0" w:name="_cjq21zpfhgum" w:id="18"/>
+      <w:bookmarkEnd w:id="18"/>
+      <w:r>
+        <w:rPr>
+          <w:b w:val="1"/>
+          <w:bCs w:val="1"/>
+          <w:color w:val="000000"/>
+          <w:sz w:val="26"/>
+          <w:szCs w:val="26"/>
+          <w:rtl w:val="0"/>
+        </w:rPr>
+        <w:t xml:space="preserve">Connect it to Hydro SCADA</w:t>
+      </w:r>
+    </w:p>
+    <w:p>
+      <w:pPr>
+        <w:spacing w:after="240" w:before="240" w:line="240" w:lineRule="auto"/>
+        <w:ind w:left="600" w:right="600" w:firstLine="0"/>
+        <w:rPr/>
+      </w:pPr>
+      <w:r>
+        <w:rPr>
+          <w:rtl w:val="0"/>
+        </w:rPr>
+        <w:t xml:space="preserve">“For example, our PLC is sending a </w:t>
+      </w:r>
+      <w:r>
+        <w:rPr>
+          <w:b w:val="1"/>
+          <w:bCs w:val="1"/>
+          <w:rtl w:val="0"/>
+        </w:rPr>
+        <w:t xml:space="preserve">78-degree temperature value</w:t>
+      </w:r>
+      <w:r>
+        <w:rPr>
+          <w:rtl w:val="0"/>
+        </w:rPr>
+        <w:t xml:space="preserve"> to SCADA.</w:t>
+      </w:r>
+    </w:p>
+    <w:p>
+      <w:pPr>
+        <w:spacing w:after="240" w:before="240" w:line="240" w:lineRule="auto"/>
+        <w:ind w:left="600" w:right="600" w:firstLine="0"/>
+        <w:rPr/>
+      </w:pPr>
+      <w:r>
+        <w:rPr>
+          <w:rtl w:val="0"/>
+        </w:rPr>
+        <w:t xml:space="preserve">If one network cable fails, redundancy gives the data another way to reach SCADA.</w:t>
+      </w:r>
+    </w:p>
+    <w:p>
+      <w:pPr>
+        <w:spacing w:after="240" w:before="240" w:line="240" w:lineRule="auto"/>
+        <w:ind w:left="600" w:right="600" w:firstLine="0"/>
+        <w:rPr/>
+      </w:pPr>
+      <w:r>
+        <w:rPr>
+          <w:rtl w:val="0"/>
+        </w:rPr>
+        <w:t xml:space="preserve">So the main idea is very simple:</w:t>
+      </w:r>
+    </w:p>
+    <w:p>
+      <w:pPr>
+        <w:spacing w:after="240" w:before="240" w:line="240" w:lineRule="auto"/>
+        <w:ind w:left="600" w:right="600" w:firstLine="0"/>
+        <w:rPr/>
+      </w:pPr>
+      <w:r>
+        <w:rPr>
+          <w:b w:val="1"/>
+          <w:bCs w:val="1"/>
+          <w:rtl w:val="0"/>
+        </w:rPr>
+        <w:t xml:space="preserve">Something fails, but communication should continue.</w:t>
+      </w:r>
+      <w:r>
+        <w:rPr>
+          <w:rtl w:val="0"/>
+        </w:rPr>
+        <w:t xml:space="preserve">”</w:t>
+      </w:r>
+    </w:p>
+    <w:p>
+      <w:pPr>
+        <w:spacing w:after="240" w:before="240" w:line="240" w:lineRule="auto"/>
+        <w:rPr/>
+      </w:pPr>
+      <w:r>
+        <w:rPr>
+          <w:rtl w:val="0"/>
+        </w:rPr>
+      </w:r>
+    </w:p>
+    <w:p>
+      <w:pPr>
+        <w:spacing w:after="240" w:before="240" w:line="240" w:lineRule="auto"/>
+        <w:rPr/>
+      </w:pPr>
+      <w:r>
+        <w:rPr/>
+        <w:drawing>
+          <wp:inline distB="114300" distT="114300" distL="114300" distR="114300">
+            <wp:extent cx="5943600" cy="3327400"/>
+            <wp:effectExtent b="0" l="0" r="0" t="0"/>
+            <wp:docPr id="5" name="image5.png"/>
+            <a:graphic>
+              <a:graphicData uri="http://schemas.openxmlformats.org/drawingml/2006/picture">
+                <pic:pic>
+                  <pic:nvPicPr>
+                    <pic:cNvPr id="0" name="image5.png"/>
+                    <pic:cNvPicPr preferRelativeResize="0"/>
+                  </pic:nvPicPr>
+                  <pic:blipFill>
+                    <a:blip r:embed="rId16"/>
+                    <a:srcRect b="0" l="0" r="0" t="0"/>
+                    <a:stretch>
+                      <a:fillRect/>
+                    </a:stretch>
+                  </pic:blipFill>
+                  <pic:spPr>
+                    <a:xfrm>
+                      <a:off x="0" y="0"/>
+                      <a:ext cx="5943600" cy="3327400"/>
+                    </a:xfrm>
+                    <a:prstGeom prst="rect"/>
+                    <a:ln/>
+                  </pic:spPr>
+                </pic:pic>
+              </a:graphicData>
+            </a:graphic>
+          </wp:inline>
+        </w:drawing>
+      </w:r>
+      <w:r>
+        <w:rPr>
+          <w:rtl w:val="0"/>
+        </w:rPr>
+      </w:r>
+    </w:p>
+    <w:p>
+      <w:pPr>
+        <w:spacing w:after="240" w:before="240" w:line="240" w:lineRule="auto"/>
+        <w:rPr/>
+      </w:pPr>
+      <w:r>
+        <w:rPr>
+          <w:rtl w:val="0"/>
+        </w:rPr>
+      </w:r>
+    </w:p>
+    <w:p>
+      <w:pPr>
+        <w:spacing w:after="240" w:before="240" w:line="240" w:lineRule="auto"/>
+        <w:rPr>
+          <w:b w:val="1"/>
+          <w:bCs w:val="1"/>
+        </w:rPr>
+      </w:pPr>
+      <w:r>
+        <w:rPr>
+          <w:b w:val="1"/>
+          <w:bCs w:val="1"/>
+          <w:rtl w:val="0"/>
+        </w:rPr>
+        <w:t xml:space="preserve">“So, let's finish with the main takeaway from this training.</w:t>
+      </w:r>
+    </w:p>
+    <w:p>
+      <w:pPr>
+        <w:spacing w:after="240" w:before="240" w:line="240" w:lineRule="auto"/>
+        <w:rPr/>
+      </w:pPr>
+      <w:r>
+        <w:rPr>
+          <w:rtl w:val="0"/>
+        </w:rPr>
+        <w:t xml:space="preserve">You don't need to memorize every networking command or every protocol.</w:t>
+      </w:r>
+    </w:p>
+    <w:p>
+      <w:pPr>
+        <w:spacing w:after="240" w:before="240" w:line="240" w:lineRule="auto"/>
+        <w:rPr/>
+      </w:pPr>
+      <w:r>
+        <w:rPr>
+          <w:rtl w:val="0"/>
+        </w:rPr>
+        <w:t xml:space="preserve">The most important thing is to </w:t>
+      </w:r>
+      <w:r>
+        <w:rPr>
+          <w:b w:val="1"/>
+          <w:bCs w:val="1"/>
+          <w:rtl w:val="0"/>
+        </w:rPr>
+        <w:t xml:space="preserve">follow the data</w:t>
+      </w:r>
+      <w:r>
+        <w:rPr>
+          <w:rtl w:val="0"/>
+        </w:rPr>
+        <w:t xml:space="preserve">.</w:t>
+      </w:r>
+    </w:p>
+    <w:p>
+      <w:pPr>
+        <w:spacing w:after="240" w:before="240" w:line="240" w:lineRule="auto"/>
+        <w:rPr/>
+      </w:pPr>
+      <w:r>
+        <w:rPr>
+          <w:rtl w:val="0"/>
+        </w:rPr>
+        <w:t xml:space="preserve">For example, if our PLC has a temperature of </w:t>
+      </w:r>
+      <w:r>
+        <w:rPr>
+          <w:b w:val="1"/>
+          <w:bCs w:val="1"/>
+          <w:rtl w:val="0"/>
+        </w:rPr>
+        <w:t xml:space="preserve">78°C</w:t>
+      </w:r>
+      <w:r>
+        <w:rPr>
+          <w:rtl w:val="0"/>
+        </w:rPr>
+        <w:t xml:space="preserve">, we can ask:</w:t>
+      </w:r>
+    </w:p>
+    <w:p>
+      <w:pPr>
+        <w:spacing w:after="240" w:before="240" w:line="240" w:lineRule="auto"/>
+        <w:rPr/>
+      </w:pPr>
+      <w:r>
+        <w:rPr>
+          <w:rtl w:val="0"/>
+        </w:rPr>
+        <w:t xml:space="preserve">Where did the value start?</w:t>
+      </w:r>
+    </w:p>
+    <w:p>
+      <w:pPr>
+        <w:spacing w:after="240" w:before="240" w:line="240" w:lineRule="auto"/>
+        <w:rPr>
+          <w:b w:val="1"/>
+          <w:bCs w:val="1"/>
+        </w:rPr>
+      </w:pPr>
+      <w:r>
+        <w:rPr>
+          <w:rFonts w:ascii="Arial Unicode MS" w:cs="Arial Unicode MS" w:eastAsia="Arial Unicode MS" w:hAnsi="Arial Unicode MS"/>
+          <w:b w:val="1"/>
+          <w:bCs w:val="1"/>
+          <w:rtl w:val="0"/>
+        </w:rPr>
+        <w:t xml:space="preserve">Sensor → PLC → Protocol → TCP/IP → Switch → Firewall → SCADA Driver → Tag → HMI</w:t>
+      </w:r>
+    </w:p>
+    <w:p>
+      <w:pPr>
+        <w:spacing w:after="240" w:before="240" w:line="240" w:lineRule="auto"/>
+        <w:rPr/>
+      </w:pPr>
+      <w:r>
+        <w:rPr>
+          <w:rtl w:val="0"/>
+        </w:rPr>
+        <w:t xml:space="preserve">If the operator cannot see 78°C, we simply follow this path and find where the communication stopped.</w:t>
+      </w:r>
+    </w:p>
+    <w:p>
+      <w:pPr>
+        <w:spacing w:after="240" w:before="240" w:line="240" w:lineRule="auto"/>
+        <w:rPr/>
+      </w:pPr>
+      <w:r>
+        <w:rPr>
+          <w:rtl w:val="0"/>
+        </w:rPr>
+        <w:t xml:space="preserve">That is the main way we should think about networking in a SCADA system.</w:t>
+      </w:r>
+    </w:p>
+    <w:p>
+      <w:pPr>
+        <w:spacing w:after="240" w:before="240" w:line="240" w:lineRule="auto"/>
+        <w:rPr/>
+      </w:pPr>
+      <w:r>
+        <w:rPr>
+          <w:rtl w:val="0"/>
+        </w:rPr>
+        <w:t xml:space="preserve">So instead of just asking:</w:t>
+      </w:r>
+    </w:p>
+    <w:p>
+      <w:pPr>
+        <w:spacing w:after="240" w:before="240" w:line="240" w:lineRule="auto"/>
+        <w:rPr>
+          <w:b w:val="1"/>
+          <w:bCs w:val="1"/>
+        </w:rPr>
+      </w:pPr>
+      <w:r>
+        <w:rPr>
+          <w:b w:val="1"/>
+          <w:bCs w:val="1"/>
+          <w:rtl w:val="0"/>
+        </w:rPr>
+        <w:t xml:space="preserve">‘Why is SCADA not working?’</w:t>
+      </w:r>
+    </w:p>
+    <w:p>
+      <w:pPr>
+        <w:spacing w:after="240" w:before="240" w:line="240" w:lineRule="auto"/>
+        <w:rPr/>
+      </w:pPr>
+      <w:r>
+        <w:rPr>
+          <w:rtl w:val="0"/>
+        </w:rPr>
+        <w:t xml:space="preserve">we should ask:</w:t>
+      </w:r>
+    </w:p>
+    <w:p>
+      <w:pPr>
+        <w:spacing w:after="240" w:before="240" w:line="240" w:lineRule="auto"/>
+        <w:rPr>
+          <w:b w:val="1"/>
+          <w:bCs w:val="1"/>
+        </w:rPr>
+      </w:pPr>
+      <w:r>
+        <w:rPr>
+          <w:b w:val="1"/>
+          <w:bCs w:val="1"/>
+          <w:rtl w:val="0"/>
+        </w:rPr>
+        <w:t xml:space="preserve">‘Where did the data stop?’</w:t>
+      </w:r>
+    </w:p>
+    <w:p>
+      <w:pPr>
+        <w:spacing w:after="240" w:before="240" w:line="240" w:lineRule="auto"/>
+        <w:rPr/>
+      </w:pPr>
+      <w:r>
+        <w:rPr>
+          <w:rtl w:val="0"/>
+        </w:rPr>
+        <w:t xml:space="preserve">Once we follow the data step by step, troubleshooting becomes much easier.</w:t>
+      </w:r>
+    </w:p>
+    <w:p>
+      <w:pPr>
+        <w:spacing w:after="240" w:before="240" w:line="240" w:lineRule="auto"/>
+        <w:rPr>
+          <w:b w:val="1"/>
+          <w:bCs w:val="1"/>
+        </w:rPr>
+      </w:pPr>
+      <w:r>
+        <w:rPr>
+          <w:b w:val="1"/>
+          <w:bCs w:val="1"/>
+          <w:rtl w:val="0"/>
+        </w:rPr>
+        <w:t xml:space="preserve">That's the main takeaway: You don't need to memorize networking. Follow the data.</w:t>
+      </w:r>
+    </w:p>
+    <w:p>
+      <w:pPr>
+        <w:spacing w:after="240" w:before="240" w:line="240" w:lineRule="auto"/>
+        <w:rPr/>
+      </w:pPr>
+      <w:r>
+        <w:rPr>
+          <w:rtl w:val="0"/>
+        </w:rPr>
+        <w:t xml:space="preserve">Thank you everyone.</w:t>
+      </w:r>
+    </w:p>
+    <w:p>
+      <w:pPr>
+        <w:spacing w:after="240" w:before="240" w:line="240" w:lineRule="auto"/>
+        <w:rPr>
+          <w:b w:val="1"/>
+          <w:bCs w:val="1"/>
+        </w:rPr>
+      </w:pPr>
+      <w:r>
+        <w:rPr>
+          <w:b w:val="1"/>
+          <w:bCs w:val="1"/>
+          <w:rtl w:val="0"/>
+        </w:rPr>
+        <w:t xml:space="preserve">Any questions?”</w:t>
+      </w:r>
+    </w:p>
+    <w:p>
+      <w:pPr>
+        <w:spacing w:after="240" w:before="240" w:line="240" w:lineRule="auto"/>
+        <w:rPr/>
+      </w:pPr>
+      <w:r>
+        <w:rPr>
+          <w:rtl w:val="0"/>
+        </w:rPr>
+      </w:r>
+    </w:p>
+    <w:p>
+      <w:pPr>
+        <w:spacing w:after="160" w:before="240" w:line="240" w:lineRule="auto"/>
+        <w:rPr/>
+      </w:pPr>
+      <w:r>
+        <w:rPr>
+          <w:rtl w:val="0"/>
+        </w:rPr>
+      </w:r>
+    </w:p>
+    <w:p>
+      <w:pPr>
+        <w:rPr/>
+      </w:pPr>
+      <w:r>
+        <w:rPr>
+          <w:rtl w:val="0"/>
+        </w:rPr>
+      </w:r>
+    </w:p>
+    <w:p>
+      <w:pPr>
+        <w:rPr/>
+      </w:pPr>
+      <w:r>
+        <w:rPr>
+          <w:rtl w:val="0"/>
+        </w:rPr>
+      </w:r>
+    </w:p>
     <w:sectPr>
-      <w:headerReference r:id="rId14" w:type="default"/>
-      <w:footerReference r:id="rId15" w:type="default"/>
+      <w:headerReference r:id="rId17" w:type="default"/>
+      <w:footerReference r:id="rId18" w:type="default"/>
       <w:pgSz w:h="15840" w:w="12240" w:orient="portrait"/>
       <w:pgMar w:bottom="1440" w:top="1440" w:left="1440" w:right="1440" w:header="720" w:footer="720"/>
       <w:pgNumType w:start="1"/>
